--- a/pr-preview/pr-204/estimator-properties-handout-tracked-changes.docx
+++ b/pr-preview/pr-204/estimator-properties-handout-tracked-changes.docx
@@ -16,7 +16,7 @@
       </w:pPr>
       <w:del w:id="1" w:author="PR Preview" w:date="2026-01-01T00:00:00Z">
         <w:r>
-          <w:delText xml:space="preserve">Last modified: 2026-10-15 03:26:43 (PDT)</w:delText>
+          <w:delText xml:space="preserve">Last modified: 2026-10-15 05:33:00 (PDT)</w:delText>
         </w:r>
       </w:del>
     </w:p>
@@ -26,7 +26,7 @@
       </w:pPr>
       <w:ins w:id="2" w:author="PR Preview" w:date="2026-01-01T00:00:00Z">
         <w:r>
-          <w:t xml:space="preserve">Last modified: 2026-10-15 03:31:19 (PDT)</w:t>
+          <w:t xml:space="preserve">Last modified: 2026-10-15 05:27:52 (PDT)</w:t>
         </w:r>
       </w:ins>
     </w:p>
@@ -11762,7 +11762,7 @@
       </w:ins>
       <w:ins w:id="10" w:author="PR Preview" w:date="2026-01-01T00:00:00Z">
         <w:r>
-          <w:t xml:space="preserve">: Consistency and efficiency</w:t>
+          <w:t xml:space="preserve">: Point estimation: consistency, efficiency and bootstrap standard errors</w:t>
         </w:r>
       </w:ins>
     </w:p>

--- a/pr-preview/pr-204/estimator-properties-handout-tracked-changes.docx
+++ b/pr-preview/pr-204/estimator-properties-handout-tracked-changes.docx
@@ -16,7 +16,7 @@
       </w:pPr>
       <w:del w:id="1" w:author="PR Preview" w:date="2026-01-01T00:00:00Z">
         <w:r>
-          <w:delText xml:space="preserve">Last modified: 2026-10-15 05:33:00 (PDT)</w:delText>
+          <w:delText xml:space="preserve">Last modified: 2026-10-15 08:36:30 (PDT)</w:delText>
         </w:r>
       </w:del>
     </w:p>
@@ -26,7 +26,7 @@
       </w:pPr>
       <w:ins w:id="2" w:author="PR Preview" w:date="2026-01-01T00:00:00Z">
         <w:r>
-          <w:t xml:space="preserve">Last modified: 2026-10-15 05:27:52 (PDT)</w:t>
+          <w:t xml:space="preserve">Last modified: 2026-10-15 08:46:14 (PDT)</w:t>
         </w:r>
       </w:ins>
     </w:p>
@@ -6985,6 +6985,26 @@
       </w:r>
     </w:p>
     <w:bookmarkEnd w:id="44"/>
+    <w:p>
+      <w:pPr>
+        <w:pStyle w:val="BodyText"/>
+      </w:pPr>
+      <w:ins w:id="3" w:author="PR Preview" w:date="2026-01-01T00:00:00Z">
+        <w:r>
+          <w:t xml:space="preserve">Casella and Berger (2002, sec. 10.1, pp. 467–480)</w:t>
+        </w:r>
+      </w:ins>
+      <w:ins w:id="4" w:author="PR Preview" w:date="2026-01-01T00:00:00Z">
+        <w:r>
+          <w:t xml:space="preserve"> </w:t>
+        </w:r>
+      </w:ins>
+      <w:ins w:id="5" w:author="PR Preview" w:date="2026-01-01T00:00:00Z">
+        <w:r>
+          <w:t xml:space="preserve">covers point estimation, including consistency, efficiency and bootstrap standard errors.</w:t>
+        </w:r>
+      </w:ins>
+    </w:p>
     <w:bookmarkEnd w:id="45"/>
     <w:bookmarkStart w:id="72" w:name="sec-cramer-rao"/>
     <w:p>
@@ -11687,28 +11707,6 @@
       </w:r>
     </w:p>
     <w:bookmarkEnd w:id="71"/>
-    <w:bookmarkEnd w:id="72"/>
-    <w:bookmarkStart w:id="73" w:name="textbook-cross-references"/>
-    <w:p>
-      <w:pPr>
-        <w:pStyle w:val="Heading2"/>
-      </w:pPr>
-      <w:ins w:id="3" w:author="PR Preview" w:date="2026-01-01T00:00:00Z">
-        <w:r>
-          <w:t xml:space="preserve">Textbook cross-references</w:t>
-        </w:r>
-      </w:ins>
-    </w:p>
-    <w:p>
-      <w:pPr>
-        <w:pStyle w:val="FirstParagraph"/>
-      </w:pPr>
-      <w:ins w:id="4" w:author="PR Preview" w:date="2026-01-01T00:00:00Z">
-        <w:r>
-          <w:t xml:space="preserve">Textbook sections on the topics of this page:</w:t>
-        </w:r>
-      </w:ins>
-    </w:p>
     <w:p>
       <w:pPr>
         <w:pStyle w:val="Compact"/>
@@ -11717,33 +11715,19 @@
           <w:numId w:val="1001"/>
         </w:numPr>
       </w:pPr>
-      <w:ins w:id="5" w:author="PR Preview" w:date="2026-01-01T00:00:00Z">
+      <w:ins w:id="6" w:author="PR Preview" w:date="2026-01-01T00:00:00Z">
         <w:r>
           <w:t xml:space="preserve">Hogg et al. (2019, sec. 6.6, pp. 285–289)</w:t>
         </w:r>
       </w:ins>
-      <w:ins w:id="6" w:author="PR Preview" w:date="2026-01-01T00:00:00Z">
-        <w:r>
-          <w:t xml:space="preserve">: Asymptotic distributions of maximum likelihood estimators</w:t>
-        </w:r>
-      </w:ins>
-    </w:p>
-    <w:p>
-      <w:pPr>
-        <w:pStyle w:val="Compact"/>
-        <w:numPr>
-          <w:ilvl w:val="0"/>
-          <w:numId w:val="1001"/>
-        </w:numPr>
-      </w:pPr>
       <w:ins w:id="7" w:author="PR Preview" w:date="2026-01-01T00:00:00Z">
         <w:r>
-          <w:t xml:space="preserve">Casella and Berger (2002, sec. 7.3.2, pp. 334–341)</w:t>
+          <w:t xml:space="preserve"> </w:t>
         </w:r>
       </w:ins>
       <w:ins w:id="8" w:author="PR Preview" w:date="2026-01-01T00:00:00Z">
         <w:r>
-          <w:t xml:space="preserve">: Best unbiased estimators and the Cramér–Rao bound</w:t>
+          <w:t xml:space="preserve">covers asymptotic distributions of maximum likelihood estimators.</w:t>
         </w:r>
       </w:ins>
     </w:p>
@@ -11757,16 +11741,69 @@
       </w:pPr>
       <w:ins w:id="9" w:author="PR Preview" w:date="2026-01-01T00:00:00Z">
         <w:r>
-          <w:t xml:space="preserve">Casella and Berger (2002, sec. 10.1, pp. 467–480)</w:t>
+          <w:t xml:space="preserve">Casella and Berger (2002, sec. 7.3.2, pp. 334–341)</w:t>
         </w:r>
       </w:ins>
       <w:ins w:id="10" w:author="PR Preview" w:date="2026-01-01T00:00:00Z">
         <w:r>
-          <w:t xml:space="preserve">: Point estimation: consistency, efficiency and bootstrap standard errors</w:t>
+          <w:t xml:space="preserve"> </w:t>
+        </w:r>
+      </w:ins>
+      <w:ins w:id="11" w:author="PR Preview" w:date="2026-01-01T00:00:00Z">
+        <w:r>
+          <w:t xml:space="preserve">covers best unbiased estimators and the Cramér–Rao bound.</w:t>
         </w:r>
       </w:ins>
     </w:p>
-    <w:bookmarkEnd w:id="73"/>
+    <w:p>
+      <w:pPr>
+        <w:pStyle w:val="Compact"/>
+        <w:numPr>
+          <w:ilvl w:val="0"/>
+          <w:numId w:val="1001"/>
+        </w:numPr>
+      </w:pPr>
+      <w:ins w:id="12" w:author="PR Preview" w:date="2026-01-01T00:00:00Z">
+        <w:r>
+          <w:t xml:space="preserve">Rice (2007, sec. 8.5.2, pp. 274–278)</w:t>
+        </w:r>
+      </w:ins>
+      <w:ins w:id="13" w:author="PR Preview" w:date="2026-01-01T00:00:00Z">
+        <w:r>
+          <w:t xml:space="preserve"> </w:t>
+        </w:r>
+      </w:ins>
+      <w:ins w:id="14" w:author="PR Preview" w:date="2026-01-01T00:00:00Z">
+        <w:r>
+          <w:t xml:space="preserve">covers large-sample theory for maximum likelihood estimators.</w:t>
+        </w:r>
+      </w:ins>
+    </w:p>
+    <w:p>
+      <w:pPr>
+        <w:pStyle w:val="Compact"/>
+        <w:numPr>
+          <w:ilvl w:val="0"/>
+          <w:numId w:val="1001"/>
+        </w:numPr>
+      </w:pPr>
+      <w:ins w:id="15" w:author="PR Preview" w:date="2026-01-01T00:00:00Z">
+        <w:r>
+          <w:t xml:space="preserve">Rice (2007, sec. 8.7, pp. 298–304)</w:t>
+        </w:r>
+      </w:ins>
+      <w:ins w:id="16" w:author="PR Preview" w:date="2026-01-01T00:00:00Z">
+        <w:r>
+          <w:t xml:space="preserve"> </w:t>
+        </w:r>
+      </w:ins>
+      <w:ins w:id="17" w:author="PR Preview" w:date="2026-01-01T00:00:00Z">
+        <w:r>
+          <w:t xml:space="preserve">covers efficiency and the Cramér–Rao lower bound.</w:t>
+        </w:r>
+      </w:ins>
+    </w:p>
+    <w:bookmarkEnd w:id="72"/>
     <w:bookmarkStart w:id="82" w:name="references"/>
     <w:p>
       <w:pPr>
@@ -11777,7 +11814,7 @@
       </w:r>
     </w:p>
     <w:bookmarkStart w:id="81" w:name="refs"/>
-    <w:bookmarkStart w:id="75" w:name="ref-CaseBerg01"/>
+    <w:bookmarkStart w:id="74" w:name="ref-CaseBerg01"/>
     <w:p>
       <w:pPr>
         <w:pStyle w:val="Bibliography"/>
@@ -11801,7 +11838,7 @@
       <w:r>
         <w:t xml:space="preserve"> </w:t>
       </w:r>
-      <w:hyperlink r:id="rId74">
+      <w:hyperlink r:id="rId73">
         <w:r>
           <w:rPr>
             <w:rStyle w:val="Hyperlink"/>
@@ -11813,8 +11850,8 @@
         <w:t xml:space="preserve">.</w:t>
       </w:r>
     </w:p>
-    <w:bookmarkEnd w:id="75"/>
-    <w:bookmarkStart w:id="77" w:name="ref-cramer1946mathematical"/>
+    <w:bookmarkEnd w:id="74"/>
+    <w:bookmarkStart w:id="76" w:name="ref-cramer1946mathematical"/>
     <w:p>
       <w:pPr>
         <w:pStyle w:val="Bibliography"/>
@@ -11838,7 +11875,7 @@
       <w:r>
         <w:t xml:space="preserve"> </w:t>
       </w:r>
-      <w:hyperlink r:id="rId76">
+      <w:hyperlink r:id="rId75">
         <w:r>
           <w:rPr>
             <w:rStyle w:val="Hyperlink"/>
@@ -11850,23 +11887,23 @@
         <w:t xml:space="preserve">.</w:t>
       </w:r>
     </w:p>
-    <w:bookmarkEnd w:id="77"/>
-    <w:bookmarkStart w:id="78" w:name="ref-hoggtanis2015"/>
+    <w:bookmarkEnd w:id="76"/>
+    <w:bookmarkStart w:id="77" w:name="ref-hoggtanis2015"/>
     <w:p>
       <w:pPr>
         <w:pStyle w:val="Bibliography"/>
       </w:pPr>
-      <w:ins w:id="11" w:author="PR Preview" w:date="2026-01-01T00:00:00Z">
+      <w:ins w:id="18" w:author="PR Preview" w:date="2026-01-01T00:00:00Z">
         <w:r>
           <w:t xml:space="preserve">Hogg, Robert V., Elliot A. Tanis, and Dale L. Zimmerman. 2019.</w:t>
         </w:r>
       </w:ins>
-      <w:ins w:id="12" w:author="PR Preview" w:date="2026-01-01T00:00:00Z">
+      <w:ins w:id="19" w:author="PR Preview" w:date="2026-01-01T00:00:00Z">
         <w:r>
           <w:t xml:space="preserve"> </w:t>
         </w:r>
       </w:ins>
-      <w:ins w:id="13" w:author="PR Preview" w:date="2026-01-01T00:00:00Z">
+      <w:ins w:id="20" w:author="PR Preview" w:date="2026-01-01T00:00:00Z">
         <w:r>
           <w:rPr>
             <w:i/>
@@ -11875,14 +11912,14 @@
           <w:t xml:space="preserve">Probability and Statistical Inference</w:t>
         </w:r>
       </w:ins>
-      <w:ins w:id="14" w:author="PR Preview" w:date="2026-01-01T00:00:00Z">
+      <w:ins w:id="21" w:author="PR Preview" w:date="2026-01-01T00:00:00Z">
         <w:r>
           <w:t xml:space="preserve">. Tenth edition. Pearson.</w:t>
         </w:r>
       </w:ins>
     </w:p>
-    <w:bookmarkEnd w:id="78"/>
-    <w:bookmarkStart w:id="79" w:name="ref-hosmer1989applied"/>
+    <w:bookmarkEnd w:id="77"/>
+    <w:bookmarkStart w:id="78" w:name="ref-hosmer1989applied"/>
     <w:p>
       <w:pPr>
         <w:pStyle w:val="Bibliography"/>
@@ -11904,8 +11941,8 @@
         <w:t xml:space="preserve">. Wiley.</w:t>
       </w:r>
     </w:p>
-    <w:bookmarkEnd w:id="79"/>
-    <w:bookmarkStart w:id="80" w:name="ref-rao1945information"/>
+    <w:bookmarkEnd w:id="78"/>
+    <w:bookmarkStart w:id="79" w:name="ref-rao1945information"/>
     <w:p>
       <w:pPr>
         <w:pStyle w:val="Bibliography"/>
@@ -11935,6 +11972,37 @@
       <w:r>
         <w:t xml:space="preserve">37: 81–91.</w:t>
       </w:r>
+    </w:p>
+    <w:bookmarkEnd w:id="79"/>
+    <w:bookmarkStart w:id="80" w:name="ref-rice2007mathematical"/>
+    <w:p>
+      <w:pPr>
+        <w:pStyle w:val="Bibliography"/>
+      </w:pPr>
+      <w:ins w:id="22" w:author="PR Preview" w:date="2026-01-01T00:00:00Z">
+        <w:r>
+          <w:t xml:space="preserve">Rice, John A. 2007.</w:t>
+        </w:r>
+      </w:ins>
+      <w:ins w:id="23" w:author="PR Preview" w:date="2026-01-01T00:00:00Z">
+        <w:r>
+          <w:t xml:space="preserve"> </w:t>
+        </w:r>
+      </w:ins>
+      <w:ins w:id="24" w:author="PR Preview" w:date="2026-01-01T00:00:00Z">
+        <w:r>
+          <w:rPr>
+            <w:i/>
+            <w:iCs/>
+          </w:rPr>
+          <w:t xml:space="preserve">Mathematical Statistics and Data Analysis</w:t>
+        </w:r>
+      </w:ins>
+      <w:ins w:id="25" w:author="PR Preview" w:date="2026-01-01T00:00:00Z">
+        <w:r>
+          <w:t xml:space="preserve">. 3rd ed. Cengage Learning.</w:t>
+        </w:r>
+      </w:ins>
     </w:p>
     <w:bookmarkEnd w:id="80"/>
     <w:bookmarkEnd w:id="81"/>

--- a/pr-preview/pr-204/estimator-properties-handout-tracked-changes.docx
+++ b/pr-preview/pr-204/estimator-properties-handout-tracked-changes.docx
@@ -16,7 +16,7 @@
       </w:pPr>
       <w:del w:id="1" w:author="PR Preview" w:date="2026-01-01T00:00:00Z">
         <w:r>
-          <w:delText xml:space="preserve">Last modified: 2026-10-15 08:36:30 (PDT)</w:delText>
+          <w:delText xml:space="preserve">Last modified: 2026-10-15 12:42:47 (PDT)</w:delText>
         </w:r>
       </w:del>
     </w:p>
@@ -26,7 +26,7 @@
       </w:pPr>
       <w:ins w:id="2" w:author="PR Preview" w:date="2026-01-01T00:00:00Z">
         <w:r>
-          <w:t xml:space="preserve">Last modified: 2026-10-15 08:46:14 (PDT)</w:t>
+          <w:t xml:space="preserve">Last modified: 2026-10-15 12:50:24 (PDT)</w:t>
         </w:r>
       </w:ins>
     </w:p>

--- a/pr-preview/pr-204/estimator-properties-handout-tracked-changes.docx
+++ b/pr-preview/pr-204/estimator-properties-handout-tracked-changes.docx
@@ -16,7 +16,7 @@
       </w:pPr>
       <w:del w:id="1" w:author="PR Preview" w:date="2026-01-01T00:00:00Z">
         <w:r>
-          <w:delText xml:space="preserve">Last modified: 2026-10-15 12:42:47 (PDT)</w:delText>
+          <w:delText xml:space="preserve">Last modified: 2026-10-15 12:56:30 (PDT)</w:delText>
         </w:r>
       </w:del>
     </w:p>
@@ -26,7 +26,7 @@
       </w:pPr>
       <w:ins w:id="2" w:author="PR Preview" w:date="2026-01-01T00:00:00Z">
         <w:r>
-          <w:t xml:space="preserve">Last modified: 2026-10-15 12:50:24 (PDT)</w:t>
+          <w:t xml:space="preserve">Last modified: 2026-10-15 13:07:45 (PDT)</w:t>
         </w:r>
       </w:ins>
     </w:p>
@@ -73,7 +73,7 @@
         <w:t xml:space="preserve">and how small can the variance of an unbiased estimator be?</w:t>
       </w:r>
     </w:p>
-    <w:bookmarkStart w:id="37" w:name="sec-consistency"/>
+    <w:bookmarkStart w:id="35" w:name="sec-consistency"/>
     <w:p>
       <w:pPr>
         <w:pStyle w:val="Heading2"/>
@@ -82,7 +82,7 @@
         <w:t xml:space="preserve">1 Consistency</w:t>
       </w:r>
     </w:p>
-    <w:bookmarkStart w:id="15" w:name="def-consistent"/>
+    <w:bookmarkStart w:id="12" w:name="def-consistent"/>
     <w:p>
       <w:pPr>
         <w:pStyle w:val="FirstParagraph"/>
@@ -483,170 +483,71 @@
         <w:t xml:space="preserve">.</w:t>
       </w:r>
     </w:p>
-    <w:tbl>
-      <w:tblPr>
-        <w:tblStyle w:val="Table"/>
-        <w:tblLook w:firstRow="0" w:lastRow="0" w:firstColumn="0" w:lastColumn="0" w:noHBand="0" w:noVBand="0" w:val="0000"/>
-        <w:tblBorders>
-          <w:top w:val="single" w:sz="4" w:space="0" w:color="0758E5"/>
-          <w:left w:val="single" w:sz="24" w:space="0" w:color="0758E5"/>
-          <w:bottom w:val="single" w:sz="4" w:space="0" w:color="0758E5"/>
-          <w:right w:val="single" w:sz="4" w:space="0" w:color="0758E5"/>
-        </w:tblBorders>
-        <w:tblCellMar>
-          <w:left w:w="144" w:type="dxa"/>
-          <w:right w:w="144" w:type="dxa"/>
-        </w:tblCellMar>
-        <w:tblLook w:firstRow="0" w:lastRow="0" w:firstColumn="0" w:lastColumn="0" w:noHBand="0" w:noVBand="0" w:val="0000"/>
-      </w:tblPr>
-      <w:tr>
-        <w:trPr>
-          <w:cantSplit/>
-        </w:trPr>
-        <w:tc>
-          <w:tcPr>
-            <w:shd w:color="auto" w:fill="dae6fb" w:val="clear"/>
-            <w:tcMar>
-              <w:top w:w="92" w:type="dxa"/>
-              <w:bottom w:w="92" w:type="dxa"/>
-            </w:tcMar>
-          </w:tcPr>
-          <w:p>
-            <w:pPr>
-              <w:pStyle w:val="BodyText"/>
-            </w:pPr>
-            <w:pPr>
-              <w:spacing w:before="0" w:after="0"/>
-              <w:textAlignment w:val="center"/>
-            </w:pPr>
-            <w:r>
-              <w:drawing>
-                <wp:inline>
-                  <wp:extent cx="152400" cy="152400"/>
-                  <wp:effectExtent b="0" l="0" r="0" t="0"/>
-                  <wp:docPr descr="" title="" id="13" name="Picture"/>
-                  <a:graphic>
-                    <a:graphicData uri="http://schemas.openxmlformats.org/drawingml/2006/picture">
-                      <pic:pic>
-                        <pic:nvPicPr>
-                          <pic:cNvPr descr="/opt/quarto/share/formats/docx/note.png" id="14" name="Picture"/>
-                          <pic:cNvPicPr>
-                            <a:picLocks noChangeArrowheads="1" noChangeAspect="1"/>
-                          </pic:cNvPicPr>
-                        </pic:nvPicPr>
-                        <pic:blipFill>
-                          <a:blip r:embed="rId12"/>
-                          <a:stretch>
-                            <a:fillRect/>
-                          </a:stretch>
-                        </pic:blipFill>
-                        <pic:spPr bwMode="auto">
-                          <a:xfrm>
-                            <a:off x="0" y="0"/>
-                            <a:ext cx="152400" cy="152400"/>
-                          </a:xfrm>
-                          <a:prstGeom prst="rect">
-                            <a:avLst/>
-                          </a:prstGeom>
-                          <a:noFill/>
-                          <a:ln w="9525">
-                            <a:noFill/>
-                            <a:headEnd/>
-                            <a:tailEnd/>
-                          </a:ln>
-                        </pic:spPr>
-                      </pic:pic>
-                    </a:graphicData>
-                  </a:graphic>
-                </wp:inline>
-              </w:drawing>
-            </w:r>
-            <w:r>
-              <w:t xml:space="preserve"> </w:t>
-            </w:r>
-            <w:r>
-              <w:t xml:space="preserve"> </w:t>
-            </w:r>
-            <w:r>
-              <w:t xml:space="preserve">Source</w:t>
-            </w:r>
-          </w:p>
-        </w:tc>
-      </w:tr>
-      <w:tr>
-        <w:trPr>
-          <w:cantSplit/>
-        </w:trPr>
-        <w:tc>
-          <w:tcPr>
-            <w:tcMar>
-              <w:top w:w="108" w:type="dxa"/>
-              <w:bottom w:w="108" w:type="dxa"/>
-            </w:tcMar>
-          </w:tcPr>
-          <w:p>
-            <w:pPr>
-              <w:pStyle w:val="BodyText"/>
-            </w:pPr>
-            <w:pPr>
-              <w:spacing w:before="16" w:after="16"/>
-            </w:pPr>
-            <w:r>
-              <w:t xml:space="preserve">Casella and Berger (2002, Def. 10.1.1)</w:t>
-            </w:r>
-            <w:r>
-              <w:t xml:space="preserve">.</w:t>
-            </w:r>
-          </w:p>
-          <w:p/>
-        </w:tc>
-      </w:tr>
-    </w:tbl>
-    <w:bookmarkEnd w:id="15"/>
-    <w:bookmarkStart w:id="19" w:name="rem-consistent-sequence"/>
+    <w:bookmarkEnd w:id="12"/>
+    <w:bookmarkStart w:id="13" w:name="rem-source-consistent"/>
     <w:p>
       <w:pPr>
         <w:pStyle w:val="BodyText"/>
       </w:pPr>
-      <w:r>
-        <w:rPr>
-          <w:i/>
-          <w:iCs/>
-        </w:rPr>
-        <w:t xml:space="preserve">Remark 1</w:t>
-      </w:r>
-      <w:r>
-        <w:t xml:space="preserve"> (Consistency describes a sequence of estimators). </w:t>
-      </w:r>
-      <w:r>
-        <w:t xml:space="preserve">An estimator such as the</w:t>
-      </w:r>
-      <w:r>
-        <w:t xml:space="preserve"> </w:t>
-      </w:r>
-      <w:hyperlink r:id="rId16">
+      <w:del w:id="3" w:author="PR Preview" w:date="2026-01-01T00:00:00Z">
         <w:r>
           <w:rPr>
-            <w:rStyle w:val="Hyperlink"/>
+            <w:i/>
+            <w:iCs/>
           </w:rPr>
-          <w:t xml:space="preserve">sample mean</w:t>
-        </w:r>
+          <w:delText xml:space="preserve">Remark 1</w:delText>
+        </w:r>
+      </w:del>
+      <w:del w:id="4" w:author="PR Preview" w:date="2026-01-01T00:00:00Z">
+        <w:r>
+          <w:delText xml:space="preserve"> (Consistency describes a sequence of estimators). </w:delText>
+        </w:r>
+      </w:del>
+      <w:del w:id="5" w:author="PR Preview" w:date="2026-01-01T00:00:00Z">
+        <w:r>
+          <w:delText xml:space="preserve">An estimator such as the</w:delText>
+        </w:r>
+      </w:del>
+      <w:del w:id="6" w:author="PR Preview" w:date="2026-01-01T00:00:00Z">
+        <w:r>
+          <w:delText xml:space="preserve"> </w:delText>
+        </w:r>
+      </w:del>
+      <w:hyperlink r:id="rId14">
+        <w:del w:id="7" w:author="PR Preview" w:date="2026-01-01T00:00:00Z">
+          <w:r>
+            <w:rPr>
+              <w:rStyle w:val="Hyperlink"/>
+            </w:rPr>
+            <w:delText xml:space="preserve">sample mean</w:delText>
+          </w:r>
+        </w:del>
       </w:hyperlink>
-      <w:r>
-        <w:t xml:space="preserve"> </w:t>
-      </w:r>
-      <w:r>
-        <w:t xml:space="preserve">is a formula that applies to any sample size,</w:t>
-      </w:r>
-      <w:r>
-        <w:t xml:space="preserve"> </w:t>
-      </w:r>
-      <w:r>
-        <w:t xml:space="preserve">so</w:t>
-      </w:r>
-      <w:r>
-        <w:t xml:space="preserve"> </w:t>
-      </w:r>
+      <w:del w:id="8" w:author="PR Preview" w:date="2026-01-01T00:00:00Z">
+        <w:r>
+          <w:delText xml:space="preserve"> </w:delText>
+        </w:r>
+      </w:del>
+      <w:del w:id="9" w:author="PR Preview" w:date="2026-01-01T00:00:00Z">
+        <w:r>
+          <w:delText xml:space="preserve">is a formula that applies to any sample size,</w:delText>
+        </w:r>
+      </w:del>
+      <w:del w:id="10" w:author="PR Preview" w:date="2026-01-01T00:00:00Z">
+        <w:r>
+          <w:delText xml:space="preserve"> </w:delText>
+        </w:r>
+      </w:del>
+      <w:del w:id="11" w:author="PR Preview" w:date="2026-01-01T00:00:00Z">
+        <w:r>
+          <w:delText xml:space="preserve">so</w:delText>
+        </w:r>
+      </w:del>
+      <w:del w:id="12" w:author="PR Preview" w:date="2026-01-01T00:00:00Z">
+        <w:r>
+          <w:delText xml:space="preserve"> </w:delText>
+        </w:r>
+      </w:del>
       <m:oMath>
         <m:sSub>
           <m:e>
@@ -705,129 +606,191 @@
           <m:t>…</m:t>
         </m:r>
       </m:oMath>
-      <w:r>
-        <w:t xml:space="preserve"> </w:t>
-      </w:r>
-      <w:r>
-        <w:t xml:space="preserve">is a sequence of estimators,</w:t>
-      </w:r>
-      <w:r>
-        <w:t xml:space="preserve"> </w:t>
-      </w:r>
-      <w:r>
-        <w:t xml:space="preserve">one for each</w:t>
-      </w:r>
-      <w:r>
-        <w:t xml:space="preserve"> </w:t>
-      </w:r>
+      <w:del w:id="13" w:author="PR Preview" w:date="2026-01-01T00:00:00Z">
+        <w:r>
+          <w:delText xml:space="preserve"> </w:delText>
+        </w:r>
+      </w:del>
+      <w:del w:id="14" w:author="PR Preview" w:date="2026-01-01T00:00:00Z">
+        <w:r>
+          <w:delText xml:space="preserve">is a sequence of estimators,</w:delText>
+        </w:r>
+      </w:del>
+      <w:del w:id="15" w:author="PR Preview" w:date="2026-01-01T00:00:00Z">
+        <w:r>
+          <w:delText xml:space="preserve"> </w:delText>
+        </w:r>
+      </w:del>
+      <w:del w:id="16" w:author="PR Preview" w:date="2026-01-01T00:00:00Z">
+        <w:r>
+          <w:delText xml:space="preserve">one for each</w:delText>
+        </w:r>
+      </w:del>
+      <w:del w:id="17" w:author="PR Preview" w:date="2026-01-01T00:00:00Z">
+        <w:r>
+          <w:delText xml:space="preserve"> </w:delText>
+        </w:r>
+      </w:del>
       <m:oMath>
         <m:r>
           <m:t>n</m:t>
         </m:r>
       </m:oMath>
-      <w:r>
-        <w:t xml:space="preserve">.</w:t>
-      </w:r>
-      <w:r>
-        <w:t xml:space="preserve"> </w:t>
-      </w:r>
-      <w:hyperlink r:id="rId17">
-        <w:r>
-          <w:rPr>
-            <w:rStyle w:val="Hyperlink"/>
-          </w:rPr>
-          <w:t xml:space="preserve">Unbiasedness</w:t>
-        </w:r>
+      <w:del w:id="18" w:author="PR Preview" w:date="2026-01-01T00:00:00Z">
+        <w:r>
+          <w:delText xml:space="preserve">.</w:delText>
+        </w:r>
+      </w:del>
+      <w:del w:id="19" w:author="PR Preview" w:date="2026-01-01T00:00:00Z">
+        <w:r>
+          <w:delText xml:space="preserve"> </w:delText>
+        </w:r>
+      </w:del>
+      <w:hyperlink r:id="rId15">
+        <w:del w:id="20" w:author="PR Preview" w:date="2026-01-01T00:00:00Z">
+          <w:r>
+            <w:rPr>
+              <w:rStyle w:val="Hyperlink"/>
+            </w:rPr>
+            <w:delText xml:space="preserve">Unbiasedness</w:delText>
+          </w:r>
+        </w:del>
       </w:hyperlink>
-      <w:r>
-        <w:t xml:space="preserve"> </w:t>
-      </w:r>
-      <w:r>
-        <w:t xml:space="preserve">and</w:t>
-      </w:r>
-      <w:r>
-        <w:t xml:space="preserve"> </w:t>
-      </w:r>
-      <w:hyperlink r:id="rId18">
-        <w:r>
-          <w:rPr>
-            <w:rStyle w:val="Hyperlink"/>
-          </w:rPr>
-          <w:t xml:space="preserve">mean squared error</w:t>
-        </w:r>
+      <w:del w:id="21" w:author="PR Preview" w:date="2026-01-01T00:00:00Z">
+        <w:r>
+          <w:delText xml:space="preserve"> </w:delText>
+        </w:r>
+      </w:del>
+      <w:del w:id="22" w:author="PR Preview" w:date="2026-01-01T00:00:00Z">
+        <w:r>
+          <w:delText xml:space="preserve">and</w:delText>
+        </w:r>
+      </w:del>
+      <w:del w:id="23" w:author="PR Preview" w:date="2026-01-01T00:00:00Z">
+        <w:r>
+          <w:delText xml:space="preserve"> </w:delText>
+        </w:r>
+      </w:del>
+      <w:hyperlink r:id="rId16">
+        <w:del w:id="24" w:author="PR Preview" w:date="2026-01-01T00:00:00Z">
+          <w:r>
+            <w:rPr>
+              <w:rStyle w:val="Hyperlink"/>
+            </w:rPr>
+            <w:delText xml:space="preserve">mean squared error</w:delText>
+          </w:r>
+        </w:del>
       </w:hyperlink>
-      <w:r>
-        <w:t xml:space="preserve"> </w:t>
-      </w:r>
-      <w:r>
-        <w:t xml:space="preserve">describe an estimator at one fixed sample size;</w:t>
-      </w:r>
-      <w:r>
-        <w:t xml:space="preserve"> </w:t>
-      </w:r>
-      <w:r>
-        <w:t xml:space="preserve">consistency describes what happens to the whole sequence as</w:t>
-      </w:r>
-      <w:r>
-        <w:t xml:space="preserve"> </w:t>
-      </w:r>
+      <w:del w:id="25" w:author="PR Preview" w:date="2026-01-01T00:00:00Z">
+        <w:r>
+          <w:delText xml:space="preserve"> </w:delText>
+        </w:r>
+      </w:del>
+      <w:del w:id="26" w:author="PR Preview" w:date="2026-01-01T00:00:00Z">
+        <w:r>
+          <w:delText xml:space="preserve">describe an estimator at one fixed sample size;</w:delText>
+        </w:r>
+      </w:del>
+      <w:del w:id="27" w:author="PR Preview" w:date="2026-01-01T00:00:00Z">
+        <w:r>
+          <w:delText xml:space="preserve"> </w:delText>
+        </w:r>
+      </w:del>
+      <w:del w:id="28" w:author="PR Preview" w:date="2026-01-01T00:00:00Z">
+        <w:r>
+          <w:delText xml:space="preserve">consistency describes what happens to the whole sequence as</w:delText>
+        </w:r>
+      </w:del>
+      <w:del w:id="29" w:author="PR Preview" w:date="2026-01-01T00:00:00Z">
+        <w:r>
+          <w:delText xml:space="preserve"> </w:delText>
+        </w:r>
+      </w:del>
       <m:oMath>
         <m:r>
           <m:t>n</m:t>
         </m:r>
       </m:oMath>
-      <w:r>
-        <w:t xml:space="preserve"> </w:t>
-      </w:r>
-      <w:r>
-        <w:t xml:space="preserve">grows.</w:t>
-      </w:r>
-      <w:r>
-        <w:t xml:space="preserve"> </w:t>
-      </w:r>
-      <w:r>
-        <w:t xml:space="preserve">An estimator can be consistent and biased at every</w:t>
-      </w:r>
-      <w:r>
-        <w:t xml:space="preserve"> </w:t>
-      </w:r>
+      <w:del w:id="30" w:author="PR Preview" w:date="2026-01-01T00:00:00Z">
+        <w:r>
+          <w:delText xml:space="preserve"> </w:delText>
+        </w:r>
+      </w:del>
+      <w:del w:id="31" w:author="PR Preview" w:date="2026-01-01T00:00:00Z">
+        <w:r>
+          <w:delText xml:space="preserve">grows.</w:delText>
+        </w:r>
+      </w:del>
+      <w:del w:id="32" w:author="PR Preview" w:date="2026-01-01T00:00:00Z">
+        <w:r>
+          <w:delText xml:space="preserve"> </w:delText>
+        </w:r>
+      </w:del>
+      <w:del w:id="33" w:author="PR Preview" w:date="2026-01-01T00:00:00Z">
+        <w:r>
+          <w:delText xml:space="preserve">An estimator can be consistent and biased at every</w:delText>
+        </w:r>
+      </w:del>
+      <w:del w:id="34" w:author="PR Preview" w:date="2026-01-01T00:00:00Z">
+        <w:r>
+          <w:delText xml:space="preserve"> </w:delText>
+        </w:r>
+      </w:del>
       <m:oMath>
         <m:r>
           <m:t>n</m:t>
         </m:r>
       </m:oMath>
-      <w:r>
-        <w:t xml:space="preserve">,</w:t>
-      </w:r>
-      <w:r>
-        <w:t xml:space="preserve"> </w:t>
-      </w:r>
-      <w:r>
-        <w:t xml:space="preserve">or unbiased at every</w:t>
-      </w:r>
-      <w:r>
-        <w:t xml:space="preserve"> </w:t>
-      </w:r>
+      <w:del w:id="35" w:author="PR Preview" w:date="2026-01-01T00:00:00Z">
+        <w:r>
+          <w:delText xml:space="preserve">,</w:delText>
+        </w:r>
+      </w:del>
+      <w:del w:id="36" w:author="PR Preview" w:date="2026-01-01T00:00:00Z">
+        <w:r>
+          <w:delText xml:space="preserve"> </w:delText>
+        </w:r>
+      </w:del>
+      <w:del w:id="37" w:author="PR Preview" w:date="2026-01-01T00:00:00Z">
+        <w:r>
+          <w:delText xml:space="preserve">or unbiased at every</w:delText>
+        </w:r>
+      </w:del>
+      <w:del w:id="38" w:author="PR Preview" w:date="2026-01-01T00:00:00Z">
+        <w:r>
+          <w:delText xml:space="preserve"> </w:delText>
+        </w:r>
+      </w:del>
       <m:oMath>
         <m:r>
           <m:t>n</m:t>
         </m:r>
       </m:oMath>
-      <w:r>
-        <w:t xml:space="preserve"> </w:t>
-      </w:r>
-      <w:r>
-        <w:t xml:space="preserve">and not consistent</w:t>
-      </w:r>
-      <w:r>
-        <w:t xml:space="preserve"> </w:t>
-      </w:r>
-      <w:r>
-        <w:t xml:space="preserve">(the single-observation estimator</w:t>
-      </w:r>
-      <w:r>
-        <w:t xml:space="preserve"> </w:t>
-      </w:r>
+      <w:del w:id="39" w:author="PR Preview" w:date="2026-01-01T00:00:00Z">
+        <w:r>
+          <w:delText xml:space="preserve"> </w:delText>
+        </w:r>
+      </w:del>
+      <w:del w:id="40" w:author="PR Preview" w:date="2026-01-01T00:00:00Z">
+        <w:r>
+          <w:delText xml:space="preserve">and not consistent</w:delText>
+        </w:r>
+      </w:del>
+      <w:del w:id="41" w:author="PR Preview" w:date="2026-01-01T00:00:00Z">
+        <w:r>
+          <w:delText xml:space="preserve"> </w:delText>
+        </w:r>
+      </w:del>
+      <w:del w:id="42" w:author="PR Preview" w:date="2026-01-01T00:00:00Z">
+        <w:r>
+          <w:delText xml:space="preserve">(the single-observation estimator</w:delText>
+        </w:r>
+      </w:del>
+      <w:del w:id="43" w:author="PR Preview" w:date="2026-01-01T00:00:00Z">
+        <w:r>
+          <w:delText xml:space="preserve"> </w:delText>
+        </w:r>
+      </w:del>
       <m:oMath>
         <m:sSub>
           <m:e>
@@ -842,15 +805,381 @@
           </m:sub>
         </m:sSub>
       </m:oMath>
-      <w:r>
-        <w:t xml:space="preserve"> </w:t>
-      </w:r>
-      <w:r>
-        <w:t xml:space="preserve">of a mean is the standard example).</w:t>
-      </w:r>
+      <w:del w:id="44" w:author="PR Preview" w:date="2026-01-01T00:00:00Z">
+        <w:r>
+          <w:delText xml:space="preserve"> </w:delText>
+        </w:r>
+      </w:del>
+      <w:del w:id="45" w:author="PR Preview" w:date="2026-01-01T00:00:00Z">
+        <w:r>
+          <w:delText xml:space="preserve">of a mean is the standard example).</w:delText>
+        </w:r>
+      </w:del>
     </w:p>
-    <w:bookmarkEnd w:id="19"/>
-    <w:bookmarkStart w:id="21" w:name="exr-estimation-error-bound"/>
+    <w:p>
+      <w:pPr>
+        <w:pStyle w:val="BodyText"/>
+      </w:pPr>
+      <w:ins w:id="46" w:author="PR Preview" w:date="2026-01-01T00:00:00Z">
+        <w:r>
+          <w:rPr>
+            <w:i/>
+            <w:iCs/>
+          </w:rPr>
+          <w:t xml:space="preserve">Remark 1</w:t>
+        </w:r>
+      </w:ins>
+      <w:ins w:id="47" w:author="PR Preview" w:date="2026-01-01T00:00:00Z">
+        <w:r>
+          <w:t xml:space="preserve"> (Source: Consistent estimator). </w:t>
+        </w:r>
+      </w:ins>
+      <w:ins w:id="48" w:author="PR Preview" w:date="2026-01-01T00:00:00Z">
+        <w:r>
+          <w:t xml:space="preserve">Casella and Berger (2002, Def. 10.1.1)</w:t>
+        </w:r>
+      </w:ins>
+      <w:ins w:id="49" w:author="PR Preview" w:date="2026-01-01T00:00:00Z">
+        <w:r>
+          <w:t xml:space="preserve">.</w:t>
+        </w:r>
+      </w:ins>
+    </w:p>
+    <w:bookmarkEnd w:id="13"/>
+    <w:bookmarkStart w:id="17" w:name="rem-consistent-sequence"/>
+    <w:p>
+      <w:pPr>
+        <w:pStyle w:val="BodyText"/>
+      </w:pPr>
+      <w:ins w:id="50" w:author="PR Preview" w:date="2026-01-01T00:00:00Z">
+        <w:r>
+          <w:rPr>
+            <w:i/>
+            <w:iCs/>
+          </w:rPr>
+          <w:t xml:space="preserve">Remark 2</w:t>
+        </w:r>
+      </w:ins>
+      <w:ins w:id="51" w:author="PR Preview" w:date="2026-01-01T00:00:00Z">
+        <w:r>
+          <w:t xml:space="preserve"> (Consistency describes a sequence of estimators). </w:t>
+        </w:r>
+      </w:ins>
+      <w:ins w:id="52" w:author="PR Preview" w:date="2026-01-01T00:00:00Z">
+        <w:r>
+          <w:t xml:space="preserve">An estimator such as the</w:t>
+        </w:r>
+      </w:ins>
+      <w:ins w:id="53" w:author="PR Preview" w:date="2026-01-01T00:00:00Z">
+        <w:r>
+          <w:t xml:space="preserve"> </w:t>
+        </w:r>
+      </w:ins>
+      <w:hyperlink r:id="rId14">
+        <w:ins w:id="54" w:author="PR Preview" w:date="2026-01-01T00:00:00Z">
+          <w:r>
+            <w:rPr>
+              <w:rStyle w:val="Hyperlink"/>
+            </w:rPr>
+            <w:t xml:space="preserve">sample mean</w:t>
+          </w:r>
+        </w:ins>
+      </w:hyperlink>
+      <w:ins w:id="55" w:author="PR Preview" w:date="2026-01-01T00:00:00Z">
+        <w:r>
+          <w:t xml:space="preserve"> </w:t>
+        </w:r>
+      </w:ins>
+      <w:ins w:id="56" w:author="PR Preview" w:date="2026-01-01T00:00:00Z">
+        <w:r>
+          <w:t xml:space="preserve">is a formula that applies to any sample size,</w:t>
+        </w:r>
+      </w:ins>
+      <w:ins w:id="57" w:author="PR Preview" w:date="2026-01-01T00:00:00Z">
+        <w:r>
+          <w:t xml:space="preserve"> </w:t>
+        </w:r>
+      </w:ins>
+      <w:ins w:id="58" w:author="PR Preview" w:date="2026-01-01T00:00:00Z">
+        <w:r>
+          <w:t xml:space="preserve">so</w:t>
+        </w:r>
+      </w:ins>
+      <w:ins w:id="59" w:author="PR Preview" w:date="2026-01-01T00:00:00Z">
+        <w:r>
+          <w:t xml:space="preserve"> </w:t>
+        </w:r>
+      </w:ins>
+      <m:oMath>
+        <m:sSub>
+          <m:e>
+            <m:acc>
+              <m:accPr>
+                <m:chr m:val="̂"/>
+              </m:accPr>
+              <m:e>
+                <m:r>
+                  <m:t>θ</m:t>
+                </m:r>
+              </m:e>
+            </m:acc>
+          </m:e>
+          <m:sub>
+            <m:r>
+              <m:t>1</m:t>
+            </m:r>
+          </m:sub>
+        </m:sSub>
+        <m:r>
+          <m:rPr>
+            <m:sty m:val="p"/>
+          </m:rPr>
+          <m:t>,</m:t>
+        </m:r>
+        <m:sSub>
+          <m:e>
+            <m:acc>
+              <m:accPr>
+                <m:chr m:val="̂"/>
+              </m:accPr>
+              <m:e>
+                <m:r>
+                  <m:t>θ</m:t>
+                </m:r>
+              </m:e>
+            </m:acc>
+          </m:e>
+          <m:sub>
+            <m:r>
+              <m:t>2</m:t>
+            </m:r>
+          </m:sub>
+        </m:sSub>
+        <m:r>
+          <m:rPr>
+            <m:sty m:val="p"/>
+          </m:rPr>
+          <m:t>,</m:t>
+        </m:r>
+        <m:r>
+          <m:rPr>
+            <m:sty m:val="p"/>
+          </m:rPr>
+          <m:t>…</m:t>
+        </m:r>
+      </m:oMath>
+      <w:ins w:id="60" w:author="PR Preview" w:date="2026-01-01T00:00:00Z">
+        <w:r>
+          <w:t xml:space="preserve"> </w:t>
+        </w:r>
+      </w:ins>
+      <w:ins w:id="61" w:author="PR Preview" w:date="2026-01-01T00:00:00Z">
+        <w:r>
+          <w:t xml:space="preserve">is a sequence of estimators,</w:t>
+        </w:r>
+      </w:ins>
+      <w:ins w:id="62" w:author="PR Preview" w:date="2026-01-01T00:00:00Z">
+        <w:r>
+          <w:t xml:space="preserve"> </w:t>
+        </w:r>
+      </w:ins>
+      <w:ins w:id="63" w:author="PR Preview" w:date="2026-01-01T00:00:00Z">
+        <w:r>
+          <w:t xml:space="preserve">one for each</w:t>
+        </w:r>
+      </w:ins>
+      <w:ins w:id="64" w:author="PR Preview" w:date="2026-01-01T00:00:00Z">
+        <w:r>
+          <w:t xml:space="preserve"> </w:t>
+        </w:r>
+      </w:ins>
+      <m:oMath>
+        <m:r>
+          <m:t>n</m:t>
+        </m:r>
+      </m:oMath>
+      <w:ins w:id="65" w:author="PR Preview" w:date="2026-01-01T00:00:00Z">
+        <w:r>
+          <w:t xml:space="preserve">.</w:t>
+        </w:r>
+      </w:ins>
+      <w:ins w:id="66" w:author="PR Preview" w:date="2026-01-01T00:00:00Z">
+        <w:r>
+          <w:t xml:space="preserve"> </w:t>
+        </w:r>
+      </w:ins>
+      <w:hyperlink r:id="rId15">
+        <w:ins w:id="67" w:author="PR Preview" w:date="2026-01-01T00:00:00Z">
+          <w:r>
+            <w:rPr>
+              <w:rStyle w:val="Hyperlink"/>
+            </w:rPr>
+            <w:t xml:space="preserve">Unbiasedness</w:t>
+          </w:r>
+        </w:ins>
+      </w:hyperlink>
+      <w:ins w:id="68" w:author="PR Preview" w:date="2026-01-01T00:00:00Z">
+        <w:r>
+          <w:t xml:space="preserve"> </w:t>
+        </w:r>
+      </w:ins>
+      <w:ins w:id="69" w:author="PR Preview" w:date="2026-01-01T00:00:00Z">
+        <w:r>
+          <w:t xml:space="preserve">and</w:t>
+        </w:r>
+      </w:ins>
+      <w:ins w:id="70" w:author="PR Preview" w:date="2026-01-01T00:00:00Z">
+        <w:r>
+          <w:t xml:space="preserve"> </w:t>
+        </w:r>
+      </w:ins>
+      <w:hyperlink r:id="rId16">
+        <w:ins w:id="71" w:author="PR Preview" w:date="2026-01-01T00:00:00Z">
+          <w:r>
+            <w:rPr>
+              <w:rStyle w:val="Hyperlink"/>
+            </w:rPr>
+            <w:t xml:space="preserve">mean squared error</w:t>
+          </w:r>
+        </w:ins>
+      </w:hyperlink>
+      <w:ins w:id="72" w:author="PR Preview" w:date="2026-01-01T00:00:00Z">
+        <w:r>
+          <w:t xml:space="preserve"> </w:t>
+        </w:r>
+      </w:ins>
+      <w:ins w:id="73" w:author="PR Preview" w:date="2026-01-01T00:00:00Z">
+        <w:r>
+          <w:t xml:space="preserve">describe an estimator at one fixed sample size;</w:t>
+        </w:r>
+      </w:ins>
+      <w:ins w:id="74" w:author="PR Preview" w:date="2026-01-01T00:00:00Z">
+        <w:r>
+          <w:t xml:space="preserve"> </w:t>
+        </w:r>
+      </w:ins>
+      <w:ins w:id="75" w:author="PR Preview" w:date="2026-01-01T00:00:00Z">
+        <w:r>
+          <w:t xml:space="preserve">consistency describes what happens to the whole sequence as</w:t>
+        </w:r>
+      </w:ins>
+      <w:ins w:id="76" w:author="PR Preview" w:date="2026-01-01T00:00:00Z">
+        <w:r>
+          <w:t xml:space="preserve"> </w:t>
+        </w:r>
+      </w:ins>
+      <m:oMath>
+        <m:r>
+          <m:t>n</m:t>
+        </m:r>
+      </m:oMath>
+      <w:ins w:id="77" w:author="PR Preview" w:date="2026-01-01T00:00:00Z">
+        <w:r>
+          <w:t xml:space="preserve"> </w:t>
+        </w:r>
+      </w:ins>
+      <w:ins w:id="78" w:author="PR Preview" w:date="2026-01-01T00:00:00Z">
+        <w:r>
+          <w:t xml:space="preserve">grows.</w:t>
+        </w:r>
+      </w:ins>
+      <w:ins w:id="79" w:author="PR Preview" w:date="2026-01-01T00:00:00Z">
+        <w:r>
+          <w:t xml:space="preserve"> </w:t>
+        </w:r>
+      </w:ins>
+      <w:ins w:id="80" w:author="PR Preview" w:date="2026-01-01T00:00:00Z">
+        <w:r>
+          <w:t xml:space="preserve">An estimator can be consistent and biased at every</w:t>
+        </w:r>
+      </w:ins>
+      <w:ins w:id="81" w:author="PR Preview" w:date="2026-01-01T00:00:00Z">
+        <w:r>
+          <w:t xml:space="preserve"> </w:t>
+        </w:r>
+      </w:ins>
+      <m:oMath>
+        <m:r>
+          <m:t>n</m:t>
+        </m:r>
+      </m:oMath>
+      <w:ins w:id="82" w:author="PR Preview" w:date="2026-01-01T00:00:00Z">
+        <w:r>
+          <w:t xml:space="preserve">,</w:t>
+        </w:r>
+      </w:ins>
+      <w:ins w:id="83" w:author="PR Preview" w:date="2026-01-01T00:00:00Z">
+        <w:r>
+          <w:t xml:space="preserve"> </w:t>
+        </w:r>
+      </w:ins>
+      <w:ins w:id="84" w:author="PR Preview" w:date="2026-01-01T00:00:00Z">
+        <w:r>
+          <w:t xml:space="preserve">or unbiased at every</w:t>
+        </w:r>
+      </w:ins>
+      <w:ins w:id="85" w:author="PR Preview" w:date="2026-01-01T00:00:00Z">
+        <w:r>
+          <w:t xml:space="preserve"> </w:t>
+        </w:r>
+      </w:ins>
+      <m:oMath>
+        <m:r>
+          <m:t>n</m:t>
+        </m:r>
+      </m:oMath>
+      <w:ins w:id="86" w:author="PR Preview" w:date="2026-01-01T00:00:00Z">
+        <w:r>
+          <w:t xml:space="preserve"> </w:t>
+        </w:r>
+      </w:ins>
+      <w:ins w:id="87" w:author="PR Preview" w:date="2026-01-01T00:00:00Z">
+        <w:r>
+          <w:t xml:space="preserve">and not consistent</w:t>
+        </w:r>
+      </w:ins>
+      <w:ins w:id="88" w:author="PR Preview" w:date="2026-01-01T00:00:00Z">
+        <w:r>
+          <w:t xml:space="preserve"> </w:t>
+        </w:r>
+      </w:ins>
+      <w:ins w:id="89" w:author="PR Preview" w:date="2026-01-01T00:00:00Z">
+        <w:r>
+          <w:t xml:space="preserve">(the single-observation estimator</w:t>
+        </w:r>
+      </w:ins>
+      <w:ins w:id="90" w:author="PR Preview" w:date="2026-01-01T00:00:00Z">
+        <w:r>
+          <w:t xml:space="preserve"> </w:t>
+        </w:r>
+      </w:ins>
+      <m:oMath>
+        <m:sSub>
+          <m:e>
+            <m:r>
+              <m:t>X</m:t>
+            </m:r>
+          </m:e>
+          <m:sub>
+            <m:r>
+              <m:t>1</m:t>
+            </m:r>
+          </m:sub>
+        </m:sSub>
+      </m:oMath>
+      <w:ins w:id="91" w:author="PR Preview" w:date="2026-01-01T00:00:00Z">
+        <w:r>
+          <w:t xml:space="preserve"> </w:t>
+        </w:r>
+      </w:ins>
+      <w:ins w:id="92" w:author="PR Preview" w:date="2026-01-01T00:00:00Z">
+        <w:r>
+          <w:t xml:space="preserve">of a mean is the standard example).</w:t>
+        </w:r>
+      </w:ins>
+    </w:p>
+    <w:bookmarkEnd w:id="17"/>
+    <w:bookmarkStart w:id="19" w:name="exr-estimation-error-bound"/>
     <w:p>
       <w:pPr>
         <w:pStyle w:val="BodyText"/>
@@ -906,7 +1235,7 @@
       <w:r>
         <w:t xml:space="preserve"> </w:t>
       </w:r>
-      <w:hyperlink r:id="rId18">
+      <w:hyperlink r:id="rId16">
         <w:r>
           <w:rPr>
             <w:rStyle w:val="Hyperlink"/>
@@ -952,7 +1281,7 @@
       <w:r>
         <w:t xml:space="preserve"> </w:t>
       </w:r>
-      <w:hyperlink r:id="rId20">
+      <w:hyperlink r:id="rId18">
         <w:r>
           <w:rPr>
             <w:rStyle w:val="Hyperlink"/>
@@ -1097,8 +1426,8 @@
         <w:t xml:space="preserve">.</w:t>
       </w:r>
     </w:p>
-    <w:bookmarkEnd w:id="21"/>
-    <w:bookmarkStart w:id="22" w:name="sol-estimation-error-bound"/>
+    <w:bookmarkEnd w:id="19"/>
+    <w:bookmarkStart w:id="20" w:name="sol-estimation-error-bound"/>
     <w:p>
       <w:pPr>
         <w:pStyle w:val="BodyText"/>
@@ -1808,8 +2137,8 @@
         </m:oMath>
       </m:oMathPara>
     </w:p>
-    <w:bookmarkEnd w:id="22"/>
-    <w:bookmarkStart w:id="24" w:name="lem-estimation-error-bound"/>
+    <w:bookmarkEnd w:id="20"/>
+    <w:bookmarkStart w:id="22" w:name="lem-estimation-error-bound"/>
     <w:p>
       <w:pPr>
         <w:pStyle w:val="FirstParagraph"/>
@@ -1942,7 +2271,7 @@
       <w:pPr>
         <w:pStyle w:val="BodyText"/>
       </w:pPr>
-      <w:bookmarkStart w:id="23" w:name="eq-estimation-error-bound"/>
+      <w:bookmarkStart w:id="21" w:name="eq-estimation-error-bound"/>
       <m:oMathPara>
         <m:oMathParaPr>
           <m:jc m:val="center"/>
@@ -2093,9 +2422,9 @@
           </m:r>
         </m:oMath>
       </m:oMathPara>
-      <w:bookmarkEnd w:id="23"/>
+      <w:bookmarkEnd w:id="21"/>
     </w:p>
-    <w:bookmarkEnd w:id="24"/>
+    <w:bookmarkEnd w:id="22"/>
     <w:p>
       <w:pPr>
         <w:pStyle w:val="FirstParagraph"/>
@@ -2128,7 +2457,7 @@
         <w:t xml:space="preserve">.</w:t>
       </w:r>
     </w:p>
-    <w:bookmarkStart w:id="26" w:name="thm-mse-consistent"/>
+    <w:bookmarkStart w:id="24" w:name="thm-mse-consistent"/>
     <w:p>
       <w:pPr>
         <w:pStyle w:val="BodyText"/>
@@ -2259,7 +2588,7 @@
       <w:pPr>
         <w:pStyle w:val="BodyText"/>
       </w:pPr>
-      <w:bookmarkStart w:id="25" w:name="eq-mse-consistent"/>
+      <w:bookmarkStart w:id="23" w:name="eq-mse-consistent"/>
       <m:oMathPara>
         <m:oMathParaPr>
           <m:jc m:val="center"/>
@@ -2411,9 +2740,9 @@
           </m:r>
         </m:oMath>
       </m:oMathPara>
-      <w:bookmarkEnd w:id="25"/>
+      <w:bookmarkEnd w:id="23"/>
     </w:p>
-    <w:bookmarkEnd w:id="26"/>
+    <w:bookmarkEnd w:id="24"/>
     <w:p>
       <w:pPr>
         <w:pStyle w:val="FirstParagraph"/>
@@ -2796,7 +3125,7 @@
         <w:t xml:space="preserve">.</w:t>
       </w:r>
     </w:p>
-    <w:bookmarkStart w:id="27" w:name="cor-sample-mean-consistent"/>
+    <w:bookmarkStart w:id="25" w:name="cor-sample-mean-consistent"/>
     <w:p>
       <w:pPr>
         <w:pStyle w:val="BodyText"/>
@@ -2981,7 +3310,7 @@
         <w:t xml:space="preserve">.</w:t>
       </w:r>
     </w:p>
-    <w:bookmarkEnd w:id="27"/>
+    <w:bookmarkEnd w:id="25"/>
     <w:p>
       <w:pPr>
         <w:pStyle w:val="BodyText"/>
@@ -3002,7 +3331,7 @@
       <w:r>
         <w:t xml:space="preserve"> </w:t>
       </w:r>
-      <w:hyperlink r:id="rId28">
+      <w:hyperlink r:id="rId26">
         <w:r>
           <w:rPr>
             <w:rStyle w:val="Hyperlink"/>
@@ -3189,7 +3518,7 @@
       <w:r>
         <w:t xml:space="preserve"> </w:t>
       </w:r>
-      <w:hyperlink r:id="rId29">
+      <w:hyperlink r:id="rId27">
         <w:r>
           <w:rPr>
             <w:rStyle w:val="Hyperlink"/>
@@ -3207,7 +3536,7 @@
         <w:t xml:space="preserve">proved in pds directly from Chebyshev’s inequality.</w:t>
       </w:r>
     </w:p>
-    <w:bookmarkStart w:id="36" w:name="exm-consistency-birthwt"/>
+    <w:bookmarkStart w:id="34" w:name="exm-consistency-birthwt"/>
     <w:p>
       <w:pPr>
         <w:pStyle w:val="BodyText"/>
@@ -3258,7 +3587,7 @@
       <w:r>
         <w:t xml:space="preserve"> </w:t>
       </w:r>
-      <w:hyperlink r:id="rId30">
+      <w:hyperlink r:id="rId28">
         <w:r>
           <w:rPr>
             <w:rStyle w:val="VerbatimChar"/>
@@ -3290,7 +3619,7 @@
       <w:r>
         <w:t xml:space="preserve"> </w:t>
       </w:r>
-      <w:hyperlink r:id="rId31">
+      <w:hyperlink r:id="rId29">
         <w:r>
           <w:rPr>
             <w:rStyle w:val="VerbatimChar"/>
@@ -3638,7 +3967,7 @@
       <w:r>
         <w:t xml:space="preserve"> </w:t>
       </w:r>
-      <w:hyperlink r:id="rId28">
+      <w:hyperlink r:id="rId26">
         <w:r>
           <w:rPr>
             <w:rStyle w:val="Hyperlink"/>
@@ -4847,7 +5176,7 @@
       <w:tr>
         <w:tc>
           <w:tcPr/>
-          <w:bookmarkStart w:id="35" w:name="fig-consistency-birthwt"/>
+          <w:bookmarkStart w:id="33" w:name="fig-consistency-birthwt"/>
           <w:p>
             <w:pPr>
               <w:pStyle w:val="SourceCode"/>
@@ -5547,18 +5876,18 @@
                 <wp:inline>
                   <wp:extent cx="4620126" cy="3696101"/>
                   <wp:effectExtent b="0" l="0" r="0" t="0"/>
-                  <wp:docPr descr="" title="" id="33" name="Picture"/>
+                  <wp:docPr descr="" title="" id="31" name="Picture"/>
                   <a:graphic>
                     <a:graphicData uri="http://schemas.openxmlformats.org/drawingml/2006/picture">
                       <pic:pic>
                         <pic:nvPicPr>
-                          <pic:cNvPr descr="estimator-properties_files/figure-docx/consistency-birthwt-plot-1.png" id="34" name="Picture"/>
+                          <pic:cNvPr descr="estimator-properties_files/figure-docx/consistency-birthwt-plot-1.png" id="32" name="Picture"/>
                           <pic:cNvPicPr>
                             <a:picLocks noChangeArrowheads="1" noChangeAspect="1"/>
                           </pic:cNvPicPr>
                         </pic:nvPicPr>
                         <pic:blipFill>
-                          <a:blip r:embed="rId32"/>
+                          <a:blip r:embed="rId30"/>
                           <a:stretch>
                             <a:fillRect/>
                           </a:stretch>
@@ -5640,7 +5969,7 @@
               </w:r>
             </w:hyperlink>
           </w:p>
-          <w:bookmarkEnd w:id="35"/>
+          <w:bookmarkEnd w:id="33"/>
         </w:tc>
       </w:tr>
     </w:tbl>
@@ -5721,9 +6050,9 @@
         <w:t xml:space="preserve">decay.</w:t>
       </w:r>
     </w:p>
-    <w:bookmarkEnd w:id="36"/>
-    <w:bookmarkEnd w:id="37"/>
-    <w:bookmarkStart w:id="45" w:name="sec-efficiency"/>
+    <w:bookmarkEnd w:id="34"/>
+    <w:bookmarkEnd w:id="35"/>
+    <w:bookmarkStart w:id="42" w:name="sec-efficiency"/>
     <w:p>
       <w:pPr>
         <w:pStyle w:val="Heading2"/>
@@ -5732,7 +6061,7 @@
         <w:t xml:space="preserve">2 Efficiency</w:t>
       </w:r>
     </w:p>
-    <w:bookmarkStart w:id="40" w:name="def-relative-efficiency"/>
+    <w:bookmarkStart w:id="36" w:name="def-relative-efficiency"/>
     <w:p>
       <w:pPr>
         <w:pStyle w:val="FirstParagraph"/>
@@ -5906,7 +6235,7 @@
       <w:r>
         <w:t xml:space="preserve"> </w:t>
       </w:r>
-      <w:hyperlink r:id="rId18">
+      <w:hyperlink r:id="rId16">
         <w:r>
           <w:rPr>
             <w:rStyle w:val="Hyperlink"/>
@@ -6054,156 +6383,36 @@
         </m:oMath>
       </m:oMathPara>
     </w:p>
-    <w:tbl>
-      <w:tblPr>
-        <w:tblStyle w:val="Table"/>
-        <w:tblLook w:firstRow="0" w:lastRow="0" w:firstColumn="0" w:lastColumn="0" w:noHBand="0" w:noVBand="0" w:val="0000"/>
-        <w:tblBorders>
-          <w:top w:val="single" w:sz="4" w:space="0" w:color="0758E5"/>
-          <w:left w:val="single" w:sz="24" w:space="0" w:color="0758E5"/>
-          <w:bottom w:val="single" w:sz="4" w:space="0" w:color="0758E5"/>
-          <w:right w:val="single" w:sz="4" w:space="0" w:color="0758E5"/>
-        </w:tblBorders>
-        <w:tblCellMar>
-          <w:left w:w="144" w:type="dxa"/>
-          <w:right w:w="144" w:type="dxa"/>
-        </w:tblCellMar>
-        <w:tblLook w:firstRow="0" w:lastRow="0" w:firstColumn="0" w:lastColumn="0" w:noHBand="0" w:noVBand="0" w:val="0000"/>
-      </w:tblPr>
-      <w:tr>
-        <w:trPr>
-          <w:cantSplit/>
-        </w:trPr>
-        <w:tc>
-          <w:tcPr>
-            <w:shd w:color="auto" w:fill="dae6fb" w:val="clear"/>
-            <w:tcMar>
-              <w:top w:w="92" w:type="dxa"/>
-              <w:bottom w:w="92" w:type="dxa"/>
-            </w:tcMar>
-          </w:tcPr>
-          <w:p>
-            <w:pPr>
-              <w:pStyle w:val="FirstParagraph"/>
-            </w:pPr>
-            <w:pPr>
-              <w:spacing w:before="0" w:after="0"/>
-              <w:textAlignment w:val="center"/>
-            </w:pPr>
-            <w:r>
-              <w:drawing>
-                <wp:inline>
-                  <wp:extent cx="152400" cy="152400"/>
-                  <wp:effectExtent b="0" l="0" r="0" t="0"/>
-                  <wp:docPr descr="" title="" id="38" name="Picture"/>
-                  <a:graphic>
-                    <a:graphicData uri="http://schemas.openxmlformats.org/drawingml/2006/picture">
-                      <pic:pic>
-                        <pic:nvPicPr>
-                          <pic:cNvPr descr="/opt/quarto/share/formats/docx/note.png" id="39" name="Picture"/>
-                          <pic:cNvPicPr>
-                            <a:picLocks noChangeArrowheads="1" noChangeAspect="1"/>
-                          </pic:cNvPicPr>
-                        </pic:nvPicPr>
-                        <pic:blipFill>
-                          <a:blip r:embed="rId12"/>
-                          <a:stretch>
-                            <a:fillRect/>
-                          </a:stretch>
-                        </pic:blipFill>
-                        <pic:spPr bwMode="auto">
-                          <a:xfrm>
-                            <a:off x="0" y="0"/>
-                            <a:ext cx="152400" cy="152400"/>
-                          </a:xfrm>
-                          <a:prstGeom prst="rect">
-                            <a:avLst/>
-                          </a:prstGeom>
-                          <a:noFill/>
-                          <a:ln w="9525">
-                            <a:noFill/>
-                            <a:headEnd/>
-                            <a:tailEnd/>
-                          </a:ln>
-                        </pic:spPr>
-                      </pic:pic>
-                    </a:graphicData>
-                  </a:graphic>
-                </wp:inline>
-              </w:drawing>
-            </w:r>
-            <w:r>
-              <w:t xml:space="preserve"> </w:t>
-            </w:r>
-            <w:r>
-              <w:t xml:space="preserve"> </w:t>
-            </w:r>
-            <w:r>
-              <w:t xml:space="preserve">Source</w:t>
-            </w:r>
-          </w:p>
-        </w:tc>
-      </w:tr>
-      <w:tr>
-        <w:trPr>
-          <w:cantSplit/>
-        </w:trPr>
-        <w:tc>
-          <w:tcPr>
-            <w:tcMar>
-              <w:top w:w="108" w:type="dxa"/>
-              <w:bottom w:w="108" w:type="dxa"/>
-            </w:tcMar>
-          </w:tcPr>
-          <w:p>
-            <w:pPr>
-              <w:pStyle w:val="BodyText"/>
-            </w:pPr>
-            <w:pPr>
-              <w:spacing w:before="16" w:after="16"/>
-            </w:pPr>
-            <w:r>
-              <w:t xml:space="preserve">Casella and Berger (2002)</w:t>
-            </w:r>
-            <w:r>
-              <w:t xml:space="preserve"> </w:t>
-            </w:r>
-            <w:r>
-              <w:t xml:space="preserve">define the asymptotic version, through variances, in Def. 10.1.16 (p. 476);</w:t>
-            </w:r>
-            <w:r>
-              <w:t xml:space="preserve"> </w:t>
-            </w:r>
-            <w:r>
-              <w:t xml:space="preserve">this finite-sample form uses the mean squared error of their Def. 7.3.1 (p. 330).</w:t>
-            </w:r>
-          </w:p>
-          <w:p/>
-        </w:tc>
-      </w:tr>
-    </w:tbl>
-    <w:bookmarkEnd w:id="40"/>
-    <w:bookmarkStart w:id="42" w:name="rem-relative-efficiency"/>
+    <w:bookmarkEnd w:id="36"/>
+    <w:bookmarkStart w:id="37" w:name="rem-source-relative-efficiency"/>
     <w:p>
       <w:pPr>
         <w:pStyle w:val="BodyText"/>
       </w:pPr>
-      <w:r>
-        <w:rPr>
-          <w:i/>
-          <w:iCs/>
-        </w:rPr>
-        <w:t xml:space="preserve">Remark 2</w:t>
-      </w:r>
-      <w:r>
-        <w:t xml:space="preserve"> (Reading the relative efficiency). </w:t>
-      </w:r>
-      <w:r>
-        <w:t xml:space="preserve">A relative efficiency above 1 means</w:t>
-      </w:r>
-      <w:r>
-        <w:t xml:space="preserve"> </w:t>
-      </w:r>
+      <w:del w:id="93" w:author="PR Preview" w:date="2026-01-01T00:00:00Z">
+        <w:r>
+          <w:rPr>
+            <w:i/>
+            <w:iCs/>
+          </w:rPr>
+          <w:delText xml:space="preserve">Remark 2</w:delText>
+        </w:r>
+      </w:del>
+      <w:del w:id="94" w:author="PR Preview" w:date="2026-01-01T00:00:00Z">
+        <w:r>
+          <w:delText xml:space="preserve"> (Reading the relative efficiency). </w:delText>
+        </w:r>
+      </w:del>
+      <w:del w:id="95" w:author="PR Preview" w:date="2026-01-01T00:00:00Z">
+        <w:r>
+          <w:delText xml:space="preserve">A relative efficiency above 1 means</w:delText>
+        </w:r>
+      </w:del>
+      <w:del w:id="96" w:author="PR Preview" w:date="2026-01-01T00:00:00Z">
+        <w:r>
+          <w:delText xml:space="preserve"> </w:delText>
+        </w:r>
+      </w:del>
       <m:oMath>
         <m:sSub>
           <m:e>
@@ -6225,15 +6434,21 @@
           </m:sub>
         </m:sSub>
       </m:oMath>
-      <w:r>
-        <w:t xml:space="preserve"> </w:t>
-      </w:r>
-      <w:r>
-        <w:t xml:space="preserve">is more accurate than</w:t>
-      </w:r>
-      <w:r>
-        <w:t xml:space="preserve"> </w:t>
-      </w:r>
+      <w:del w:id="97" w:author="PR Preview" w:date="2026-01-01T00:00:00Z">
+        <w:r>
+          <w:delText xml:space="preserve"> </w:delText>
+        </w:r>
+      </w:del>
+      <w:del w:id="98" w:author="PR Preview" w:date="2026-01-01T00:00:00Z">
+        <w:r>
+          <w:delText xml:space="preserve">is more accurate than</w:delText>
+        </w:r>
+      </w:del>
+      <w:del w:id="99" w:author="PR Preview" w:date="2026-01-01T00:00:00Z">
+        <w:r>
+          <w:delText xml:space="preserve"> </w:delText>
+        </w:r>
+      </w:del>
       <m:oMath>
         <m:sSub>
           <m:e>
@@ -6255,68 +6470,315 @@
           </m:sub>
         </m:sSub>
       </m:oMath>
-      <w:r>
-        <w:t xml:space="preserve">,</w:t>
-      </w:r>
-      <w:r>
-        <w:t xml:space="preserve"> </w:t>
-      </w:r>
-      <w:r>
-        <w:t xml:space="preserve">and below 1 means it is less accurate.</w:t>
-      </w:r>
-      <w:r>
-        <w:t xml:space="preserve"> </w:t>
-      </w:r>
-      <w:r>
-        <w:t xml:space="preserve">For two</w:t>
-      </w:r>
-      <w:r>
-        <w:t xml:space="preserve"> </w:t>
-      </w:r>
-      <w:hyperlink r:id="rId17">
+      <w:del w:id="100" w:author="PR Preview" w:date="2026-01-01T00:00:00Z">
+        <w:r>
+          <w:delText xml:space="preserve">,</w:delText>
+        </w:r>
+      </w:del>
+      <w:del w:id="101" w:author="PR Preview" w:date="2026-01-01T00:00:00Z">
+        <w:r>
+          <w:delText xml:space="preserve"> </w:delText>
+        </w:r>
+      </w:del>
+      <w:del w:id="102" w:author="PR Preview" w:date="2026-01-01T00:00:00Z">
+        <w:r>
+          <w:delText xml:space="preserve">and below 1 means it is less accurate.</w:delText>
+        </w:r>
+      </w:del>
+      <w:del w:id="103" w:author="PR Preview" w:date="2026-01-01T00:00:00Z">
+        <w:r>
+          <w:delText xml:space="preserve"> </w:delText>
+        </w:r>
+      </w:del>
+      <w:del w:id="104" w:author="PR Preview" w:date="2026-01-01T00:00:00Z">
+        <w:r>
+          <w:delText xml:space="preserve">For two</w:delText>
+        </w:r>
+      </w:del>
+      <w:del w:id="105" w:author="PR Preview" w:date="2026-01-01T00:00:00Z">
+        <w:r>
+          <w:delText xml:space="preserve"> </w:delText>
+        </w:r>
+      </w:del>
+      <w:hyperlink r:id="rId15">
+        <w:del w:id="106" w:author="PR Preview" w:date="2026-01-01T00:00:00Z">
+          <w:r>
+            <w:rPr>
+              <w:rStyle w:val="Hyperlink"/>
+            </w:rPr>
+            <w:delText xml:space="preserve">unbiased</w:delText>
+          </w:r>
+        </w:del>
+      </w:hyperlink>
+      <w:del w:id="107" w:author="PR Preview" w:date="2026-01-01T00:00:00Z">
+        <w:r>
+          <w:delText xml:space="preserve"> </w:delText>
+        </w:r>
+      </w:del>
+      <w:del w:id="108" w:author="PR Preview" w:date="2026-01-01T00:00:00Z">
+        <w:r>
+          <w:delText xml:space="preserve">estimators the mean squared errors are the variances</w:delText>
+        </w:r>
+      </w:del>
+      <w:del w:id="109" w:author="PR Preview" w:date="2026-01-01T00:00:00Z">
+        <w:r>
+          <w:delText xml:space="preserve"> </w:delText>
+        </w:r>
+      </w:del>
+      <w:del w:id="110" w:author="PR Preview" w:date="2026-01-01T00:00:00Z">
+        <w:r>
+          <w:delText xml:space="preserve">(</w:delText>
+        </w:r>
+      </w:del>
+      <w:hyperlink r:id="rId38">
+        <w:del w:id="111" w:author="PR Preview" w:date="2026-01-01T00:00:00Z">
+          <w:r>
+            <w:rPr>
+              <w:rStyle w:val="Hyperlink"/>
+            </w:rPr>
+            <w:delText xml:space="preserve">mean squared error equals bias squared plus variance</w:delText>
+          </w:r>
+        </w:del>
+      </w:hyperlink>
+      <w:del w:id="112" w:author="PR Preview" w:date="2026-01-01T00:00:00Z">
+        <w:r>
+          <w:delText xml:space="preserve">, with zero bias),</w:delText>
+        </w:r>
+      </w:del>
+      <w:del w:id="113" w:author="PR Preview" w:date="2026-01-01T00:00:00Z">
+        <w:r>
+          <w:delText xml:space="preserve"> </w:delText>
+        </w:r>
+      </w:del>
+      <w:del w:id="114" w:author="PR Preview" w:date="2026-01-01T00:00:00Z">
+        <w:r>
+          <w:delText xml:space="preserve">so the relative efficiency is the ratio of the variances.</w:delText>
+        </w:r>
+      </w:del>
+    </w:p>
+    <w:p>
+      <w:pPr>
+        <w:pStyle w:val="FirstParagraph"/>
+      </w:pPr>
+      <w:ins w:id="115" w:author="PR Preview" w:date="2026-01-01T00:00:00Z">
         <w:r>
           <w:rPr>
-            <w:rStyle w:val="Hyperlink"/>
+            <w:i/>
+            <w:iCs/>
           </w:rPr>
-          <w:t xml:space="preserve">unbiased</w:t>
-        </w:r>
-      </w:hyperlink>
-      <w:r>
-        <w:t xml:space="preserve"> </w:t>
-      </w:r>
-      <w:r>
-        <w:t xml:space="preserve">estimators the mean squared errors are the variances</w:t>
-      </w:r>
-      <w:r>
-        <w:t xml:space="preserve"> </w:t>
-      </w:r>
-      <w:r>
-        <w:t xml:space="preserve">(</w:t>
-      </w:r>
-      <w:hyperlink r:id="rId41">
-        <w:r>
-          <w:rPr>
-            <w:rStyle w:val="Hyperlink"/>
-          </w:rPr>
-          <w:t xml:space="preserve">mean squared error equals bias squared plus variance</w:t>
-        </w:r>
-      </w:hyperlink>
-      <w:r>
-        <w:t xml:space="preserve">, with zero bias),</w:t>
-      </w:r>
-      <w:r>
-        <w:t xml:space="preserve"> </w:t>
-      </w:r>
-      <w:r>
-        <w:t xml:space="preserve">so the relative efficiency is the ratio of the variances.</w:t>
-      </w:r>
+          <w:t xml:space="preserve">Remark 3</w:t>
+        </w:r>
+      </w:ins>
+      <w:ins w:id="116" w:author="PR Preview" w:date="2026-01-01T00:00:00Z">
+        <w:r>
+          <w:t xml:space="preserve"> (Source: Relative efficiency). </w:t>
+        </w:r>
+      </w:ins>
+      <w:ins w:id="117" w:author="PR Preview" w:date="2026-01-01T00:00:00Z">
+        <w:r>
+          <w:t xml:space="preserve">Casella and Berger (2002)</w:t>
+        </w:r>
+      </w:ins>
+      <w:ins w:id="118" w:author="PR Preview" w:date="2026-01-01T00:00:00Z">
+        <w:r>
+          <w:t xml:space="preserve"> </w:t>
+        </w:r>
+      </w:ins>
+      <w:ins w:id="119" w:author="PR Preview" w:date="2026-01-01T00:00:00Z">
+        <w:r>
+          <w:t xml:space="preserve">define the asymptotic version, through variances, in Def. 10.1.16 (p. 476);</w:t>
+        </w:r>
+      </w:ins>
+      <w:ins w:id="120" w:author="PR Preview" w:date="2026-01-01T00:00:00Z">
+        <w:r>
+          <w:t xml:space="preserve"> </w:t>
+        </w:r>
+      </w:ins>
+      <w:ins w:id="121" w:author="PR Preview" w:date="2026-01-01T00:00:00Z">
+        <w:r>
+          <w:t xml:space="preserve">this finite-sample form uses the mean squared error of their Def. 7.3.1 (p. 330).</w:t>
+        </w:r>
+      </w:ins>
     </w:p>
-    <w:bookmarkEnd w:id="42"/>
-    <w:bookmarkStart w:id="44" w:name="exm-relative-efficiency-mean"/>
+    <w:bookmarkEnd w:id="37"/>
+    <w:bookmarkStart w:id="39" w:name="rem-relative-efficiency"/>
     <w:p>
       <w:pPr>
         <w:pStyle w:val="BodyText"/>
       </w:pPr>
+      <w:ins w:id="122" w:author="PR Preview" w:date="2026-01-01T00:00:00Z">
+        <w:r>
+          <w:rPr>
+            <w:i/>
+            <w:iCs/>
+          </w:rPr>
+          <w:t xml:space="preserve">Remark 4</w:t>
+        </w:r>
+      </w:ins>
+      <w:ins w:id="123" w:author="PR Preview" w:date="2026-01-01T00:00:00Z">
+        <w:r>
+          <w:t xml:space="preserve"> (Reading the relative efficiency). </w:t>
+        </w:r>
+      </w:ins>
+      <w:ins w:id="124" w:author="PR Preview" w:date="2026-01-01T00:00:00Z">
+        <w:r>
+          <w:t xml:space="preserve">A relative efficiency above 1 means</w:t>
+        </w:r>
+      </w:ins>
+      <w:ins w:id="125" w:author="PR Preview" w:date="2026-01-01T00:00:00Z">
+        <w:r>
+          <w:t xml:space="preserve"> </w:t>
+        </w:r>
+      </w:ins>
+      <m:oMath>
+        <m:sSub>
+          <m:e>
+            <m:acc>
+              <m:accPr>
+                <m:chr m:val="̂"/>
+              </m:accPr>
+              <m:e>
+                <m:r>
+                  <m:t>θ</m:t>
+                </m:r>
+              </m:e>
+            </m:acc>
+          </m:e>
+          <m:sub>
+            <m:r>
+              <m:t>a</m:t>
+            </m:r>
+          </m:sub>
+        </m:sSub>
+      </m:oMath>
+      <w:ins w:id="126" w:author="PR Preview" w:date="2026-01-01T00:00:00Z">
+        <w:r>
+          <w:t xml:space="preserve"> </w:t>
+        </w:r>
+      </w:ins>
+      <w:ins w:id="127" w:author="PR Preview" w:date="2026-01-01T00:00:00Z">
+        <w:r>
+          <w:t xml:space="preserve">is more accurate than</w:t>
+        </w:r>
+      </w:ins>
+      <w:ins w:id="128" w:author="PR Preview" w:date="2026-01-01T00:00:00Z">
+        <w:r>
+          <w:t xml:space="preserve"> </w:t>
+        </w:r>
+      </w:ins>
+      <m:oMath>
+        <m:sSub>
+          <m:e>
+            <m:acc>
+              <m:accPr>
+                <m:chr m:val="̂"/>
+              </m:accPr>
+              <m:e>
+                <m:r>
+                  <m:t>θ</m:t>
+                </m:r>
+              </m:e>
+            </m:acc>
+          </m:e>
+          <m:sub>
+            <m:r>
+              <m:t>b</m:t>
+            </m:r>
+          </m:sub>
+        </m:sSub>
+      </m:oMath>
+      <w:ins w:id="129" w:author="PR Preview" w:date="2026-01-01T00:00:00Z">
+        <w:r>
+          <w:t xml:space="preserve">,</w:t>
+        </w:r>
+      </w:ins>
+      <w:ins w:id="130" w:author="PR Preview" w:date="2026-01-01T00:00:00Z">
+        <w:r>
+          <w:t xml:space="preserve"> </w:t>
+        </w:r>
+      </w:ins>
+      <w:ins w:id="131" w:author="PR Preview" w:date="2026-01-01T00:00:00Z">
+        <w:r>
+          <w:t xml:space="preserve">and below 1 means it is less accurate.</w:t>
+        </w:r>
+      </w:ins>
+      <w:ins w:id="132" w:author="PR Preview" w:date="2026-01-01T00:00:00Z">
+        <w:r>
+          <w:t xml:space="preserve"> </w:t>
+        </w:r>
+      </w:ins>
+      <w:ins w:id="133" w:author="PR Preview" w:date="2026-01-01T00:00:00Z">
+        <w:r>
+          <w:t xml:space="preserve">For two</w:t>
+        </w:r>
+      </w:ins>
+      <w:ins w:id="134" w:author="PR Preview" w:date="2026-01-01T00:00:00Z">
+        <w:r>
+          <w:t xml:space="preserve"> </w:t>
+        </w:r>
+      </w:ins>
+      <w:hyperlink r:id="rId15">
+        <w:ins w:id="135" w:author="PR Preview" w:date="2026-01-01T00:00:00Z">
+          <w:r>
+            <w:rPr>
+              <w:rStyle w:val="Hyperlink"/>
+            </w:rPr>
+            <w:t xml:space="preserve">unbiased</w:t>
+          </w:r>
+        </w:ins>
+      </w:hyperlink>
+      <w:ins w:id="136" w:author="PR Preview" w:date="2026-01-01T00:00:00Z">
+        <w:r>
+          <w:t xml:space="preserve"> </w:t>
+        </w:r>
+      </w:ins>
+      <w:ins w:id="137" w:author="PR Preview" w:date="2026-01-01T00:00:00Z">
+        <w:r>
+          <w:t xml:space="preserve">estimators the mean squared errors are the variances</w:t>
+        </w:r>
+      </w:ins>
+      <w:ins w:id="138" w:author="PR Preview" w:date="2026-01-01T00:00:00Z">
+        <w:r>
+          <w:t xml:space="preserve"> </w:t>
+        </w:r>
+      </w:ins>
+      <w:ins w:id="139" w:author="PR Preview" w:date="2026-01-01T00:00:00Z">
+        <w:r>
+          <w:t xml:space="preserve">(</w:t>
+        </w:r>
+      </w:ins>
+      <w:hyperlink r:id="rId38">
+        <w:ins w:id="140" w:author="PR Preview" w:date="2026-01-01T00:00:00Z">
+          <w:r>
+            <w:rPr>
+              <w:rStyle w:val="Hyperlink"/>
+            </w:rPr>
+            <w:t xml:space="preserve">mean squared error equals bias squared plus variance</w:t>
+          </w:r>
+        </w:ins>
+      </w:hyperlink>
+      <w:ins w:id="141" w:author="PR Preview" w:date="2026-01-01T00:00:00Z">
+        <w:r>
+          <w:t xml:space="preserve">, with zero bias),</w:t>
+        </w:r>
+      </w:ins>
+      <w:ins w:id="142" w:author="PR Preview" w:date="2026-01-01T00:00:00Z">
+        <w:r>
+          <w:t xml:space="preserve"> </w:t>
+        </w:r>
+      </w:ins>
+      <w:ins w:id="143" w:author="PR Preview" w:date="2026-01-01T00:00:00Z">
+        <w:r>
+          <w:t xml:space="preserve">so the relative efficiency is the ratio of the variances.</w:t>
+        </w:r>
+      </w:ins>
+    </w:p>
+    <w:bookmarkEnd w:id="39"/>
+    <w:bookmarkStart w:id="41" w:name="exm-relative-efficiency-mean"/>
+    <w:p>
+      <w:pPr>
+        <w:pStyle w:val="BodyText"/>
+      </w:pPr>
       <w:r>
         <w:rPr>
           <w:b/>
@@ -6333,7 +6795,7 @@
       <w:r>
         <w:t xml:space="preserve"> </w:t>
       </w:r>
-      <w:hyperlink r:id="rId28">
+      <w:hyperlink r:id="rId26">
         <w:r>
           <w:rPr>
             <w:rStyle w:val="Hyperlink"/>
@@ -6946,7 +7408,7 @@
       <w:r>
         <w:t xml:space="preserve"> </w:t>
       </w:r>
-      <w:hyperlink r:id="rId43">
+      <w:hyperlink r:id="rId40">
         <w:r>
           <w:rPr>
             <w:rStyle w:val="Hyperlink"/>
@@ -6984,29 +7446,29 @@
         <w:t xml:space="preserve">.</w:t>
       </w:r>
     </w:p>
-    <w:bookmarkEnd w:id="44"/>
+    <w:bookmarkEnd w:id="41"/>
     <w:p>
       <w:pPr>
         <w:pStyle w:val="BodyText"/>
       </w:pPr>
-      <w:ins w:id="3" w:author="PR Preview" w:date="2026-01-01T00:00:00Z">
+      <w:ins w:id="144" w:author="PR Preview" w:date="2026-01-01T00:00:00Z">
         <w:r>
           <w:t xml:space="preserve">Casella and Berger (2002, sec. 10.1, pp. 467–480)</w:t>
         </w:r>
       </w:ins>
-      <w:ins w:id="4" w:author="PR Preview" w:date="2026-01-01T00:00:00Z">
+      <w:ins w:id="145" w:author="PR Preview" w:date="2026-01-01T00:00:00Z">
         <w:r>
           <w:t xml:space="preserve"> </w:t>
         </w:r>
       </w:ins>
-      <w:ins w:id="5" w:author="PR Preview" w:date="2026-01-01T00:00:00Z">
+      <w:ins w:id="146" w:author="PR Preview" w:date="2026-01-01T00:00:00Z">
         <w:r>
           <w:t xml:space="preserve">covers point estimation, including consistency, efficiency and bootstrap standard errors.</w:t>
         </w:r>
       </w:ins>
     </w:p>
-    <w:bookmarkEnd w:id="45"/>
-    <w:bookmarkStart w:id="72" w:name="sec-cramer-rao"/>
+    <w:bookmarkEnd w:id="42"/>
+    <w:bookmarkStart w:id="67" w:name="sec-cramer-rao"/>
     <w:p>
       <w:pPr>
         <w:pStyle w:val="Heading2"/>
@@ -7015,7 +7477,7 @@
         <w:t xml:space="preserve">3 The Cramér–Rao lower bound</w:t>
       </w:r>
     </w:p>
-    <w:bookmarkStart w:id="48" w:name="exr-cov-estimator-score"/>
+    <w:bookmarkStart w:id="45" w:name="exr-cov-estimator-score"/>
     <w:p>
       <w:pPr>
         <w:pStyle w:val="FirstParagraph"/>
@@ -7122,7 +7584,7 @@
       <w:r>
         <w:t xml:space="preserve"> </w:t>
       </w:r>
-      <w:hyperlink r:id="rId46">
+      <w:hyperlink r:id="rId43">
         <w:r>
           <w:rPr>
             <w:rStyle w:val="Hyperlink"/>
@@ -7201,7 +7663,7 @@
       <w:r>
         <w:t xml:space="preserve"> </w:t>
       </w:r>
-      <w:hyperlink r:id="rId17">
+      <w:hyperlink r:id="rId15">
         <w:r>
           <w:rPr>
             <w:rStyle w:val="Hyperlink"/>
@@ -7259,7 +7721,7 @@
       <w:r>
         <w:t xml:space="preserve"> </w:t>
       </w:r>
-      <w:hyperlink r:id="rId47">
+      <w:hyperlink r:id="rId44">
         <w:r>
           <w:rPr>
             <w:rStyle w:val="Hyperlink"/>
@@ -7388,8 +7850,8 @@
         <w:t xml:space="preserve">can be taken inside the integral.</w:t>
       </w:r>
     </w:p>
-    <w:bookmarkEnd w:id="48"/>
-    <w:bookmarkStart w:id="50" w:name="sol-cov-estimator-score"/>
+    <w:bookmarkEnd w:id="45"/>
+    <w:bookmarkStart w:id="47" w:name="sol-cov-estimator-score"/>
     <w:p>
       <w:pPr>
         <w:pStyle w:val="BodyText"/>
@@ -7410,7 +7872,7 @@
       <w:r>
         <w:t xml:space="preserve"> </w:t>
       </w:r>
-      <w:hyperlink r:id="rId46">
+      <w:hyperlink r:id="rId43">
         <w:r>
           <w:rPr>
             <w:rStyle w:val="Hyperlink"/>
@@ -7430,7 +7892,7 @@
       <w:r>
         <w:t xml:space="preserve"> </w:t>
       </w:r>
-      <w:hyperlink r:id="rId49">
+      <w:hyperlink r:id="rId46">
         <w:r>
           <w:rPr>
             <w:rStyle w:val="Hyperlink"/>
@@ -8827,8 +9289,8 @@
         </m:oMath>
       </m:oMathPara>
     </w:p>
-    <w:bookmarkEnd w:id="50"/>
-    <w:bookmarkStart w:id="52" w:name="lem-cov-estimator-score"/>
+    <w:bookmarkEnd w:id="47"/>
+    <w:bookmarkStart w:id="49" w:name="lem-cov-estimator-score"/>
     <w:p>
       <w:pPr>
         <w:pStyle w:val="FirstParagraph"/>
@@ -8906,7 +9368,7 @@
       <w:pPr>
         <w:pStyle w:val="BodyText"/>
       </w:pPr>
-      <w:bookmarkStart w:id="51" w:name="eq-cov-estimator-score"/>
+      <w:bookmarkStart w:id="48" w:name="eq-cov-estimator-score"/>
       <m:oMathPara>
         <m:oMathParaPr>
           <m:jc m:val="center"/>
@@ -9025,9 +9487,9 @@
           </m:r>
         </m:oMath>
       </m:oMathPara>
-      <w:bookmarkEnd w:id="51"/>
+      <w:bookmarkEnd w:id="48"/>
     </w:p>
-    <w:bookmarkEnd w:id="52"/>
+    <w:bookmarkEnd w:id="49"/>
     <w:p>
       <w:pPr>
         <w:pStyle w:val="FirstParagraph"/>
@@ -9060,7 +9522,7 @@
         <w:t xml:space="preserve">.</w:t>
       </w:r>
     </w:p>
-    <w:bookmarkStart w:id="57" w:name="thm-cramer-rao"/>
+    <w:bookmarkStart w:id="52" w:name="thm-cramer-rao"/>
     <w:p>
       <w:pPr>
         <w:pStyle w:val="BodyText"/>
@@ -9101,7 +9563,7 @@
       <w:r>
         <w:t xml:space="preserve"> </w:t>
       </w:r>
-      <w:hyperlink r:id="rId53">
+      <w:hyperlink r:id="rId50">
         <w:r>
           <w:rPr>
             <w:rStyle w:val="Hyperlink"/>
@@ -9218,7 +9680,7 @@
       <w:pPr>
         <w:pStyle w:val="BodyText"/>
       </w:pPr>
-      <w:bookmarkStart w:id="54" w:name="eq-cramer-rao"/>
+      <w:bookmarkStart w:id="51" w:name="eq-cramer-rao"/>
       <m:oMathPara>
         <m:oMathParaPr>
           <m:jc m:val="center"/>
@@ -9316,149 +9778,12 @@
           </m:r>
         </m:oMath>
       </m:oMathPara>
-      <w:bookmarkEnd w:id="54"/>
+      <w:bookmarkEnd w:id="51"/>
     </w:p>
-    <w:tbl>
-      <w:tblPr>
-        <w:tblStyle w:val="Table"/>
-        <w:tblLook w:firstRow="0" w:lastRow="0" w:firstColumn="0" w:lastColumn="0" w:noHBand="0" w:noVBand="0" w:val="0000"/>
-        <w:tblBorders>
-          <w:top w:val="single" w:sz="4" w:space="0" w:color="0758E5"/>
-          <w:left w:val="single" w:sz="24" w:space="0" w:color="0758E5"/>
-          <w:bottom w:val="single" w:sz="4" w:space="0" w:color="0758E5"/>
-          <w:right w:val="single" w:sz="4" w:space="0" w:color="0758E5"/>
-        </w:tblBorders>
-        <w:tblCellMar>
-          <w:left w:w="144" w:type="dxa"/>
-          <w:right w:w="144" w:type="dxa"/>
-        </w:tblCellMar>
-        <w:tblLook w:firstRow="0" w:lastRow="0" w:firstColumn="0" w:lastColumn="0" w:noHBand="0" w:noVBand="0" w:val="0000"/>
-      </w:tblPr>
-      <w:tr>
-        <w:trPr>
-          <w:cantSplit/>
-        </w:trPr>
-        <w:tc>
-          <w:tcPr>
-            <w:shd w:color="auto" w:fill="dae6fb" w:val="clear"/>
-            <w:tcMar>
-              <w:top w:w="92" w:type="dxa"/>
-              <w:bottom w:w="92" w:type="dxa"/>
-            </w:tcMar>
-          </w:tcPr>
-          <w:p>
-            <w:pPr>
-              <w:pStyle w:val="FirstParagraph"/>
-            </w:pPr>
-            <w:pPr>
-              <w:spacing w:before="0" w:after="0"/>
-              <w:textAlignment w:val="center"/>
-            </w:pPr>
-            <w:r>
-              <w:drawing>
-                <wp:inline>
-                  <wp:extent cx="152400" cy="152400"/>
-                  <wp:effectExtent b="0" l="0" r="0" t="0"/>
-                  <wp:docPr descr="" title="" id="55" name="Picture"/>
-                  <a:graphic>
-                    <a:graphicData uri="http://schemas.openxmlformats.org/drawingml/2006/picture">
-                      <pic:pic>
-                        <pic:nvPicPr>
-                          <pic:cNvPr descr="/opt/quarto/share/formats/docx/note.png" id="56" name="Picture"/>
-                          <pic:cNvPicPr>
-                            <a:picLocks noChangeArrowheads="1" noChangeAspect="1"/>
-                          </pic:cNvPicPr>
-                        </pic:nvPicPr>
-                        <pic:blipFill>
-                          <a:blip r:embed="rId12"/>
-                          <a:stretch>
-                            <a:fillRect/>
-                          </a:stretch>
-                        </pic:blipFill>
-                        <pic:spPr bwMode="auto">
-                          <a:xfrm>
-                            <a:off x="0" y="0"/>
-                            <a:ext cx="152400" cy="152400"/>
-                          </a:xfrm>
-                          <a:prstGeom prst="rect">
-                            <a:avLst/>
-                          </a:prstGeom>
-                          <a:noFill/>
-                          <a:ln w="9525">
-                            <a:noFill/>
-                            <a:headEnd/>
-                            <a:tailEnd/>
-                          </a:ln>
-                        </pic:spPr>
-                      </pic:pic>
-                    </a:graphicData>
-                  </a:graphic>
-                </wp:inline>
-              </w:drawing>
-            </w:r>
-            <w:r>
-              <w:t xml:space="preserve"> </w:t>
-            </w:r>
-            <w:r>
-              <w:t xml:space="preserve"> </w:t>
-            </w:r>
-            <w:r>
-              <w:t xml:space="preserve">Source</w:t>
-            </w:r>
-          </w:p>
-        </w:tc>
-      </w:tr>
-      <w:tr>
-        <w:trPr>
-          <w:cantSplit/>
-        </w:trPr>
-        <w:tc>
-          <w:tcPr>
-            <w:tcMar>
-              <w:top w:w="108" w:type="dxa"/>
-              <w:bottom w:w="108" w:type="dxa"/>
-            </w:tcMar>
-          </w:tcPr>
-          <w:p>
-            <w:pPr>
-              <w:pStyle w:val="BodyText"/>
-            </w:pPr>
-            <w:pPr>
-              <w:spacing w:before="16" w:after="16"/>
-            </w:pPr>
-            <w:r>
-              <w:t xml:space="preserve">Rao (1945)</w:t>
-            </w:r>
-            <w:r>
-              <w:t xml:space="preserve">;</w:t>
-            </w:r>
-            <w:r>
-              <w:t xml:space="preserve"> </w:t>
-            </w:r>
-            <w:r>
-              <w:t xml:space="preserve">Cramér (1946)</w:t>
-            </w:r>
-            <w:r>
-              <w:t xml:space="preserve">;</w:t>
-            </w:r>
-            <w:r>
-              <w:t xml:space="preserve"> </w:t>
-            </w:r>
-            <w:r>
-              <w:t xml:space="preserve">Casella and Berger (2002, Thm. 7.3.9, p. 335)</w:t>
-            </w:r>
-            <w:r>
-              <w:t xml:space="preserve">.</w:t>
-            </w:r>
-          </w:p>
-          <w:p/>
-        </w:tc>
-      </w:tr>
-    </w:tbl>
-    <w:bookmarkEnd w:id="57"/>
+    <w:bookmarkEnd w:id="52"/>
     <w:p>
       <w:pPr>
-        <w:pStyle w:val="BodyText"/>
+        <w:pStyle w:val="FirstParagraph"/>
       </w:pPr>
       <w:r>
         <w:rPr>
@@ -9518,7 +9843,7 @@
       <w:r>
         <w:t xml:space="preserve"> </w:t>
       </w:r>
-      <w:hyperlink r:id="rId58">
+      <w:hyperlink r:id="rId53">
         <w:r>
           <w:rPr>
             <w:rStyle w:val="Hyperlink"/>
@@ -9692,7 +10017,7 @@
       <w:r>
         <w:t xml:space="preserve"> </w:t>
       </w:r>
-      <w:hyperlink r:id="rId59">
+      <w:hyperlink r:id="rId54">
         <w:r>
           <w:rPr>
             <w:rStyle w:val="Hyperlink"/>
@@ -9736,7 +10061,7 @@
       <w:r>
         <w:t xml:space="preserve"> </w:t>
       </w:r>
-      <w:hyperlink r:id="rId60">
+      <w:hyperlink r:id="rId55">
         <w:r>
           <w:rPr>
             <w:rStyle w:val="Hyperlink"/>
@@ -10443,11 +10768,72 @@
         <w:t xml:space="preserve">.</w:t>
       </w:r>
     </w:p>
-    <w:bookmarkStart w:id="63" w:name="def-efficient"/>
+    <w:bookmarkStart w:id="56" w:name="rem-source-cramer-rao"/>
     <w:p>
       <w:pPr>
         <w:pStyle w:val="BodyText"/>
       </w:pPr>
+      <w:ins w:id="147" w:author="PR Preview" w:date="2026-01-01T00:00:00Z">
+        <w:r>
+          <w:rPr>
+            <w:i/>
+            <w:iCs/>
+          </w:rPr>
+          <w:t xml:space="preserve">Remark 5</w:t>
+        </w:r>
+      </w:ins>
+      <w:ins w:id="148" w:author="PR Preview" w:date="2026-01-01T00:00:00Z">
+        <w:r>
+          <w:t xml:space="preserve"> (Source: Cramér–Rao lower bound). </w:t>
+        </w:r>
+      </w:ins>
+      <w:ins w:id="149" w:author="PR Preview" w:date="2026-01-01T00:00:00Z">
+        <w:r>
+          <w:t xml:space="preserve">Rao (1945)</w:t>
+        </w:r>
+      </w:ins>
+      <w:ins w:id="150" w:author="PR Preview" w:date="2026-01-01T00:00:00Z">
+        <w:r>
+          <w:t xml:space="preserve">;</w:t>
+        </w:r>
+      </w:ins>
+      <w:ins w:id="151" w:author="PR Preview" w:date="2026-01-01T00:00:00Z">
+        <w:r>
+          <w:t xml:space="preserve"> </w:t>
+        </w:r>
+      </w:ins>
+      <w:ins w:id="152" w:author="PR Preview" w:date="2026-01-01T00:00:00Z">
+        <w:r>
+          <w:t xml:space="preserve">Cramér (1946)</w:t>
+        </w:r>
+      </w:ins>
+      <w:ins w:id="153" w:author="PR Preview" w:date="2026-01-01T00:00:00Z">
+        <w:r>
+          <w:t xml:space="preserve">;</w:t>
+        </w:r>
+      </w:ins>
+      <w:ins w:id="154" w:author="PR Preview" w:date="2026-01-01T00:00:00Z">
+        <w:r>
+          <w:t xml:space="preserve"> </w:t>
+        </w:r>
+      </w:ins>
+      <w:ins w:id="155" w:author="PR Preview" w:date="2026-01-01T00:00:00Z">
+        <w:r>
+          <w:t xml:space="preserve">Casella and Berger (2002, Thm. 7.3.9, p. 335)</w:t>
+        </w:r>
+      </w:ins>
+      <w:ins w:id="156" w:author="PR Preview" w:date="2026-01-01T00:00:00Z">
+        <w:r>
+          <w:t xml:space="preserve">.</w:t>
+        </w:r>
+      </w:ins>
+    </w:p>
+    <w:bookmarkEnd w:id="56"/>
+    <w:bookmarkStart w:id="57" w:name="def-efficient"/>
+    <w:p>
+      <w:pPr>
+        <w:pStyle w:val="BodyText"/>
+      </w:pPr>
       <w:r>
         <w:rPr>
           <w:b/>
@@ -10464,7 +10850,7 @@
       <w:r>
         <w:t xml:space="preserve"> </w:t>
       </w:r>
-      <w:hyperlink r:id="rId17">
+      <w:hyperlink r:id="rId15">
         <w:r>
           <w:rPr>
             <w:rStyle w:val="Hyperlink"/>
@@ -10628,176 +11014,179 @@
         </m:oMath>
       </m:oMathPara>
     </w:p>
-    <w:tbl>
-      <w:tblPr>
-        <w:tblStyle w:val="Table"/>
-        <w:tblLook w:firstRow="0" w:lastRow="0" w:firstColumn="0" w:lastColumn="0" w:noHBand="0" w:noVBand="0" w:val="0000"/>
-        <w:tblBorders>
-          <w:top w:val="single" w:sz="4" w:space="0" w:color="0758E5"/>
-          <w:left w:val="single" w:sz="24" w:space="0" w:color="0758E5"/>
-          <w:bottom w:val="single" w:sz="4" w:space="0" w:color="0758E5"/>
-          <w:right w:val="single" w:sz="4" w:space="0" w:color="0758E5"/>
-        </w:tblBorders>
-        <w:tblCellMar>
-          <w:left w:w="144" w:type="dxa"/>
-          <w:right w:w="144" w:type="dxa"/>
-        </w:tblCellMar>
-        <w:tblLook w:firstRow="0" w:lastRow="0" w:firstColumn="0" w:lastColumn="0" w:noHBand="0" w:noVBand="0" w:val="0000"/>
-      </w:tblPr>
-      <w:tr>
-        <w:trPr>
-          <w:cantSplit/>
-        </w:trPr>
-        <w:tc>
-          <w:tcPr>
-            <w:shd w:color="auto" w:fill="dae6fb" w:val="clear"/>
-            <w:tcMar>
-              <w:top w:w="92" w:type="dxa"/>
-              <w:bottom w:w="92" w:type="dxa"/>
-            </w:tcMar>
-          </w:tcPr>
-          <w:p>
-            <w:pPr>
-              <w:pStyle w:val="FirstParagraph"/>
-            </w:pPr>
-            <w:pPr>
-              <w:spacing w:before="0" w:after="0"/>
-              <w:textAlignment w:val="center"/>
-            </w:pPr>
-            <w:r>
-              <w:drawing>
-                <wp:inline>
-                  <wp:extent cx="152400" cy="152400"/>
-                  <wp:effectExtent b="0" l="0" r="0" t="0"/>
-                  <wp:docPr descr="" title="" id="61" name="Picture"/>
-                  <a:graphic>
-                    <a:graphicData uri="http://schemas.openxmlformats.org/drawingml/2006/picture">
-                      <pic:pic>
-                        <pic:nvPicPr>
-                          <pic:cNvPr descr="/opt/quarto/share/formats/docx/note.png" id="62" name="Picture"/>
-                          <pic:cNvPicPr>
-                            <a:picLocks noChangeArrowheads="1" noChangeAspect="1"/>
-                          </pic:cNvPicPr>
-                        </pic:nvPicPr>
-                        <pic:blipFill>
-                          <a:blip r:embed="rId12"/>
-                          <a:stretch>
-                            <a:fillRect/>
-                          </a:stretch>
-                        </pic:blipFill>
-                        <pic:spPr bwMode="auto">
-                          <a:xfrm>
-                            <a:off x="0" y="0"/>
-                            <a:ext cx="152400" cy="152400"/>
-                          </a:xfrm>
-                          <a:prstGeom prst="rect">
-                            <a:avLst/>
-                          </a:prstGeom>
-                          <a:noFill/>
-                          <a:ln w="9525">
-                            <a:noFill/>
-                            <a:headEnd/>
-                            <a:tailEnd/>
-                          </a:ln>
-                        </pic:spPr>
-                      </pic:pic>
-                    </a:graphicData>
-                  </a:graphic>
-                </wp:inline>
-              </w:drawing>
-            </w:r>
-            <w:r>
-              <w:t xml:space="preserve"> </w:t>
-            </w:r>
-            <w:r>
-              <w:t xml:space="preserve"> </w:t>
-            </w:r>
-            <w:r>
-              <w:t xml:space="preserve">Source</w:t>
-            </w:r>
-          </w:p>
-        </w:tc>
-      </w:tr>
-      <w:tr>
-        <w:trPr>
-          <w:cantSplit/>
-        </w:trPr>
-        <w:tc>
-          <w:tcPr>
-            <w:tcMar>
-              <w:top w:w="108" w:type="dxa"/>
-              <w:bottom w:w="108" w:type="dxa"/>
-            </w:tcMar>
-          </w:tcPr>
-          <w:p>
-            <w:pPr>
-              <w:pStyle w:val="BodyText"/>
-            </w:pPr>
-            <w:pPr>
-              <w:spacing w:before="16" w:after="16"/>
-            </w:pPr>
-            <w:r>
-              <w:t xml:space="preserve">Casella and Berger (2002, sec. 7.3.2)</w:t>
-            </w:r>
-            <w:r>
-              <w:t xml:space="preserve">.</w:t>
-            </w:r>
-          </w:p>
-          <w:p/>
-        </w:tc>
-      </w:tr>
-    </w:tbl>
-    <w:bookmarkEnd w:id="63"/>
-    <w:bookmarkStart w:id="64" w:name="rem-efficient-minimum-variance"/>
+    <w:bookmarkEnd w:id="57"/>
+    <w:bookmarkStart w:id="58" w:name="rem-source-efficient"/>
     <w:p>
       <w:pPr>
         <w:pStyle w:val="BodyText"/>
       </w:pPr>
-      <w:r>
-        <w:rPr>
-          <w:i/>
-          <w:iCs/>
-        </w:rPr>
-        <w:t xml:space="preserve">Remark 3</w:t>
-      </w:r>
-      <w:r>
-        <w:t xml:space="preserve"> (An efficient estimator has the smallest variance). </w:t>
-      </w:r>
-      <w:r>
-        <w:t xml:space="preserve">By the Cramér–Rao lower bound, no unbiased estimator that satisfies its assumptions</w:t>
-      </w:r>
-      <w:r>
-        <w:t xml:space="preserve"> </w:t>
-      </w:r>
-      <w:r>
-        <w:t xml:space="preserve">has a smaller variance than an efficient one.</w:t>
-      </w:r>
-      <w:r>
-        <w:t xml:space="preserve"> </w:t>
-      </w:r>
-      <w:r>
-        <w:t xml:space="preserve">Among such estimators, an efficient estimator therefore also has the smallest mean squared error</w:t>
-      </w:r>
-      <w:r>
-        <w:t xml:space="preserve"> </w:t>
-      </w:r>
-      <w:r>
-        <w:t xml:space="preserve">(</w:t>
-      </w:r>
-      <w:hyperlink r:id="rId41">
+      <w:del w:id="157" w:author="PR Preview" w:date="2026-01-01T00:00:00Z">
         <w:r>
           <w:rPr>
-            <w:rStyle w:val="Hyperlink"/>
+            <w:i/>
+            <w:iCs/>
           </w:rPr>
-          <w:t xml:space="preserve">mean squared error equals bias squared plus variance</w:t>
-        </w:r>
+          <w:delText xml:space="preserve">Remark 3</w:delText>
+        </w:r>
+      </w:del>
+      <w:del w:id="158" w:author="PR Preview" w:date="2026-01-01T00:00:00Z">
+        <w:r>
+          <w:delText xml:space="preserve"> (An efficient estimator has the smallest variance). </w:delText>
+        </w:r>
+      </w:del>
+      <w:del w:id="159" w:author="PR Preview" w:date="2026-01-01T00:00:00Z">
+        <w:r>
+          <w:delText xml:space="preserve">By the Cramér–Rao lower bound, no unbiased estimator that satisfies its assumptions</w:delText>
+        </w:r>
+      </w:del>
+      <w:del w:id="160" w:author="PR Preview" w:date="2026-01-01T00:00:00Z">
+        <w:r>
+          <w:delText xml:space="preserve"> </w:delText>
+        </w:r>
+      </w:del>
+      <w:del w:id="161" w:author="PR Preview" w:date="2026-01-01T00:00:00Z">
+        <w:r>
+          <w:delText xml:space="preserve">has a smaller variance than an efficient one.</w:delText>
+        </w:r>
+      </w:del>
+      <w:del w:id="162" w:author="PR Preview" w:date="2026-01-01T00:00:00Z">
+        <w:r>
+          <w:delText xml:space="preserve"> </w:delText>
+        </w:r>
+      </w:del>
+      <w:del w:id="163" w:author="PR Preview" w:date="2026-01-01T00:00:00Z">
+        <w:r>
+          <w:delText xml:space="preserve">Among such estimators, an efficient estimator therefore also has the smallest mean squared error</w:delText>
+        </w:r>
+      </w:del>
+      <w:del w:id="164" w:author="PR Preview" w:date="2026-01-01T00:00:00Z">
+        <w:r>
+          <w:delText xml:space="preserve"> </w:delText>
+        </w:r>
+      </w:del>
+      <w:del w:id="165" w:author="PR Preview" w:date="2026-01-01T00:00:00Z">
+        <w:r>
+          <w:delText xml:space="preserve">(</w:delText>
+        </w:r>
+      </w:del>
+      <w:hyperlink r:id="rId38">
+        <w:del w:id="166" w:author="PR Preview" w:date="2026-01-01T00:00:00Z">
+          <w:r>
+            <w:rPr>
+              <w:rStyle w:val="Hyperlink"/>
+            </w:rPr>
+            <w:delText xml:space="preserve">mean squared error equals bias squared plus variance</w:delText>
+          </w:r>
+        </w:del>
       </w:hyperlink>
-      <w:r>
-        <w:t xml:space="preserve">, with zero bias).</w:t>
-      </w:r>
+      <w:del w:id="167" w:author="PR Preview" w:date="2026-01-01T00:00:00Z">
+        <w:r>
+          <w:delText xml:space="preserve">, with zero bias).</w:delText>
+        </w:r>
+      </w:del>
     </w:p>
-    <w:bookmarkEnd w:id="64"/>
-    <w:bookmarkStart w:id="68" w:name="exm-poisson-efficient"/>
+    <w:p>
+      <w:pPr>
+        <w:pStyle w:val="FirstParagraph"/>
+      </w:pPr>
+      <w:ins w:id="168" w:author="PR Preview" w:date="2026-01-01T00:00:00Z">
+        <w:r>
+          <w:rPr>
+            <w:i/>
+            <w:iCs/>
+          </w:rPr>
+          <w:t xml:space="preserve">Remark 6</w:t>
+        </w:r>
+      </w:ins>
+      <w:ins w:id="169" w:author="PR Preview" w:date="2026-01-01T00:00:00Z">
+        <w:r>
+          <w:t xml:space="preserve"> (Source: Efficient estimator). </w:t>
+        </w:r>
+      </w:ins>
+      <w:ins w:id="170" w:author="PR Preview" w:date="2026-01-01T00:00:00Z">
+        <w:r>
+          <w:t xml:space="preserve">Casella and Berger (2002, sec. 7.3.2)</w:t>
+        </w:r>
+      </w:ins>
+      <w:ins w:id="171" w:author="PR Preview" w:date="2026-01-01T00:00:00Z">
+        <w:r>
+          <w:t xml:space="preserve">.</w:t>
+        </w:r>
+      </w:ins>
+    </w:p>
+    <w:bookmarkEnd w:id="58"/>
+    <w:bookmarkStart w:id="59" w:name="rem-efficient-minimum-variance"/>
+    <w:p>
+      <w:pPr>
+        <w:pStyle w:val="BodyText"/>
+      </w:pPr>
+      <w:ins w:id="172" w:author="PR Preview" w:date="2026-01-01T00:00:00Z">
+        <w:r>
+          <w:rPr>
+            <w:i/>
+            <w:iCs/>
+          </w:rPr>
+          <w:t xml:space="preserve">Remark 7</w:t>
+        </w:r>
+      </w:ins>
+      <w:ins w:id="173" w:author="PR Preview" w:date="2026-01-01T00:00:00Z">
+        <w:r>
+          <w:t xml:space="preserve"> (An efficient estimator has the smallest variance). </w:t>
+        </w:r>
+      </w:ins>
+      <w:ins w:id="174" w:author="PR Preview" w:date="2026-01-01T00:00:00Z">
+        <w:r>
+          <w:t xml:space="preserve">By the Cramér–Rao lower bound, no unbiased estimator that satisfies its assumptions</w:t>
+        </w:r>
+      </w:ins>
+      <w:ins w:id="175" w:author="PR Preview" w:date="2026-01-01T00:00:00Z">
+        <w:r>
+          <w:t xml:space="preserve"> </w:t>
+        </w:r>
+      </w:ins>
+      <w:ins w:id="176" w:author="PR Preview" w:date="2026-01-01T00:00:00Z">
+        <w:r>
+          <w:t xml:space="preserve">has a smaller variance than an efficient one.</w:t>
+        </w:r>
+      </w:ins>
+      <w:ins w:id="177" w:author="PR Preview" w:date="2026-01-01T00:00:00Z">
+        <w:r>
+          <w:t xml:space="preserve"> </w:t>
+        </w:r>
+      </w:ins>
+      <w:ins w:id="178" w:author="PR Preview" w:date="2026-01-01T00:00:00Z">
+        <w:r>
+          <w:t xml:space="preserve">Among such estimators, an efficient estimator therefore also has the smallest mean squared error</w:t>
+        </w:r>
+      </w:ins>
+      <w:ins w:id="179" w:author="PR Preview" w:date="2026-01-01T00:00:00Z">
+        <w:r>
+          <w:t xml:space="preserve"> </w:t>
+        </w:r>
+      </w:ins>
+      <w:ins w:id="180" w:author="PR Preview" w:date="2026-01-01T00:00:00Z">
+        <w:r>
+          <w:t xml:space="preserve">(</w:t>
+        </w:r>
+      </w:ins>
+      <w:hyperlink r:id="rId38">
+        <w:ins w:id="181" w:author="PR Preview" w:date="2026-01-01T00:00:00Z">
+          <w:r>
+            <w:rPr>
+              <w:rStyle w:val="Hyperlink"/>
+            </w:rPr>
+            <w:t xml:space="preserve">mean squared error equals bias squared plus variance</w:t>
+          </w:r>
+        </w:ins>
+      </w:hyperlink>
+      <w:ins w:id="182" w:author="PR Preview" w:date="2026-01-01T00:00:00Z">
+        <w:r>
+          <w:t xml:space="preserve">, with zero bias).</w:t>
+        </w:r>
+      </w:ins>
+    </w:p>
+    <w:bookmarkEnd w:id="59"/>
+    <w:bookmarkStart w:id="63" w:name="exm-poisson-efficient"/>
     <w:p>
       <w:pPr>
         <w:pStyle w:val="BodyText"/>
@@ -10951,7 +11340,7 @@
       <w:r>
         <w:t xml:space="preserve">(</w:t>
       </w:r>
-      <w:hyperlink r:id="rId65">
+      <w:hyperlink r:id="rId60">
         <w:r>
           <w:rPr>
             <w:rStyle w:val="Hyperlink"/>
@@ -11083,7 +11472,7 @@
       <w:r>
         <w:t xml:space="preserve">(</w:t>
       </w:r>
-      <w:hyperlink r:id="rId28">
+      <w:hyperlink r:id="rId26">
         <w:r>
           <w:rPr>
             <w:rStyle w:val="Hyperlink"/>
@@ -11151,7 +11540,7 @@
       <w:r>
         <w:t xml:space="preserve">(</w:t>
       </w:r>
-      <w:hyperlink r:id="rId66">
+      <w:hyperlink r:id="rId61">
         <w:r>
           <w:rPr>
             <w:rStyle w:val="Hyperlink"/>
@@ -11401,7 +11790,7 @@
       <w:r>
         <w:t xml:space="preserve">It is also the maximum likelihood estimator (</w:t>
       </w:r>
-      <w:hyperlink r:id="rId67">
+      <w:hyperlink r:id="rId62">
         <w:r>
           <w:rPr>
             <w:rStyle w:val="Hyperlink"/>
@@ -11413,63 +11802,91 @@
         <w:t xml:space="preserve">).</w:t>
       </w:r>
     </w:p>
-    <w:bookmarkEnd w:id="68"/>
-    <w:bookmarkStart w:id="71" w:name="rem-cramer-rao-scope"/>
+    <w:bookmarkEnd w:id="63"/>
+    <w:bookmarkStart w:id="66" w:name="rem-cramer-rao-scope"/>
     <w:p>
       <w:pPr>
         <w:pStyle w:val="BodyText"/>
       </w:pPr>
-      <w:r>
-        <w:rPr>
-          <w:i/>
-          <w:iCs/>
-        </w:rPr>
-        <w:t xml:space="preserve">Remark 4</w:t>
-      </w:r>
-      <w:r>
-        <w:t xml:space="preserve"> (What the bound does and does not say). </w:t>
-      </w:r>
-      <w:r>
-        <w:t xml:space="preserve">The bound holds only for unbiased estimators,</w:t>
-      </w:r>
-      <w:r>
-        <w:t xml:space="preserve"> </w:t>
-      </w:r>
-      <w:r>
-        <w:t xml:space="preserve">and only when the regularity conditions of</w:t>
-      </w:r>
-      <w:r>
-        <w:t xml:space="preserve"> </w:t>
-      </w:r>
-      <w:hyperlink r:id="rId46">
+      <w:del w:id="183" w:author="PR Preview" w:date="2026-01-01T00:00:00Z">
         <w:r>
           <w:rPr>
-            <w:rStyle w:val="Hyperlink"/>
+            <w:i/>
+            <w:iCs/>
           </w:rPr>
-          <w:t xml:space="preserve">the exercise on the mean of the score</w:t>
-        </w:r>
+          <w:delText xml:space="preserve">Remark 4</w:delText>
+        </w:r>
+      </w:del>
+      <w:del w:id="184" w:author="PR Preview" w:date="2026-01-01T00:00:00Z">
+        <w:r>
+          <w:delText xml:space="preserve"> (What the bound does and does not say). </w:delText>
+        </w:r>
+      </w:del>
+      <w:del w:id="185" w:author="PR Preview" w:date="2026-01-01T00:00:00Z">
+        <w:r>
+          <w:delText xml:space="preserve">The bound holds only for unbiased estimators,</w:delText>
+        </w:r>
+      </w:del>
+      <w:del w:id="186" w:author="PR Preview" w:date="2026-01-01T00:00:00Z">
+        <w:r>
+          <w:delText xml:space="preserve"> </w:delText>
+        </w:r>
+      </w:del>
+      <w:del w:id="187" w:author="PR Preview" w:date="2026-01-01T00:00:00Z">
+        <w:r>
+          <w:delText xml:space="preserve">and only when the regularity conditions of</w:delText>
+        </w:r>
+      </w:del>
+      <w:del w:id="188" w:author="PR Preview" w:date="2026-01-01T00:00:00Z">
+        <w:r>
+          <w:delText xml:space="preserve"> </w:delText>
+        </w:r>
+      </w:del>
+      <w:hyperlink r:id="rId43">
+        <w:del w:id="189" w:author="PR Preview" w:date="2026-01-01T00:00:00Z">
+          <w:r>
+            <w:rPr>
+              <w:rStyle w:val="Hyperlink"/>
+            </w:rPr>
+            <w:delText xml:space="preserve">the exercise on the mean of the score</w:delText>
+          </w:r>
+        </w:del>
       </w:hyperlink>
-      <w:r>
-        <w:t xml:space="preserve"> </w:t>
-      </w:r>
-      <w:r>
-        <w:t xml:space="preserve">hold.</w:t>
-      </w:r>
-      <w:r>
-        <w:t xml:space="preserve"> </w:t>
-      </w:r>
-      <w:r>
-        <w:t xml:space="preserve">When the set of possible data values depends on the parameter,</w:t>
-      </w:r>
-      <w:r>
-        <w:t xml:space="preserve"> </w:t>
-      </w:r>
-      <w:r>
-        <w:t xml:space="preserve">as for the uniform distribution on</w:t>
-      </w:r>
-      <w:r>
-        <w:t xml:space="preserve"> </w:t>
-      </w:r>
+      <w:del w:id="190" w:author="PR Preview" w:date="2026-01-01T00:00:00Z">
+        <w:r>
+          <w:delText xml:space="preserve"> </w:delText>
+        </w:r>
+      </w:del>
+      <w:del w:id="191" w:author="PR Preview" w:date="2026-01-01T00:00:00Z">
+        <w:r>
+          <w:delText xml:space="preserve">hold.</w:delText>
+        </w:r>
+      </w:del>
+      <w:del w:id="192" w:author="PR Preview" w:date="2026-01-01T00:00:00Z">
+        <w:r>
+          <w:delText xml:space="preserve"> </w:delText>
+        </w:r>
+      </w:del>
+      <w:del w:id="193" w:author="PR Preview" w:date="2026-01-01T00:00:00Z">
+        <w:r>
+          <w:delText xml:space="preserve">When the set of possible data values depends on the parameter,</w:delText>
+        </w:r>
+      </w:del>
+      <w:del w:id="194" w:author="PR Preview" w:date="2026-01-01T00:00:00Z">
+        <w:r>
+          <w:delText xml:space="preserve"> </w:delText>
+        </w:r>
+      </w:del>
+      <w:del w:id="195" w:author="PR Preview" w:date="2026-01-01T00:00:00Z">
+        <w:r>
+          <w:delText xml:space="preserve">as for the uniform distribution on</w:delText>
+        </w:r>
+      </w:del>
+      <w:del w:id="196" w:author="PR Preview" w:date="2026-01-01T00:00:00Z">
+        <w:r>
+          <w:delText xml:space="preserve"> </w:delText>
+        </w:r>
+      </w:del>
       <m:oMath>
         <m:r>
           <m:rPr>
@@ -11496,110 +11913,281 @@
           <m:t>]</m:t>
         </m:r>
       </m:oMath>
-      <w:r>
-        <w:t xml:space="preserve">,</w:t>
-      </w:r>
-      <w:r>
-        <w:t xml:space="preserve"> </w:t>
-      </w:r>
-      <w:r>
-        <w:t xml:space="preserve">the conditions fail and the bound need not hold</w:t>
-      </w:r>
-      <w:r>
-        <w:t xml:space="preserve"> </w:t>
-      </w:r>
-      <w:r>
-        <w:t xml:space="preserve">(compare</w:t>
-      </w:r>
-      <w:r>
-        <w:t xml:space="preserve"> </w:t>
-      </w:r>
-      <w:hyperlink r:id="rId69">
-        <w:r>
-          <w:rPr>
-            <w:rStyle w:val="Hyperlink"/>
-          </w:rPr>
-          <w:t xml:space="preserve">the uniform example</w:t>
-        </w:r>
+      <w:del w:id="197" w:author="PR Preview" w:date="2026-01-01T00:00:00Z">
+        <w:r>
+          <w:delText xml:space="preserve">,</w:delText>
+        </w:r>
+      </w:del>
+      <w:del w:id="198" w:author="PR Preview" w:date="2026-01-01T00:00:00Z">
+        <w:r>
+          <w:delText xml:space="preserve"> </w:delText>
+        </w:r>
+      </w:del>
+      <w:del w:id="199" w:author="PR Preview" w:date="2026-01-01T00:00:00Z">
+        <w:r>
+          <w:delText xml:space="preserve">the conditions fail and the bound need not hold</w:delText>
+        </w:r>
+      </w:del>
+      <w:del w:id="200" w:author="PR Preview" w:date="2026-01-01T00:00:00Z">
+        <w:r>
+          <w:delText xml:space="preserve"> </w:delText>
+        </w:r>
+      </w:del>
+      <w:del w:id="201" w:author="PR Preview" w:date="2026-01-01T00:00:00Z">
+        <w:r>
+          <w:delText xml:space="preserve">(compare</w:delText>
+        </w:r>
+      </w:del>
+      <w:del w:id="202" w:author="PR Preview" w:date="2026-01-01T00:00:00Z">
+        <w:r>
+          <w:delText xml:space="preserve"> </w:delText>
+        </w:r>
+      </w:del>
+      <w:hyperlink r:id="rId64">
+        <w:del w:id="203" w:author="PR Preview" w:date="2026-01-01T00:00:00Z">
+          <w:r>
+            <w:rPr>
+              <w:rStyle w:val="Hyperlink"/>
+            </w:rPr>
+            <w:delText xml:space="preserve">the uniform example</w:delText>
+          </w:r>
+        </w:del>
       </w:hyperlink>
-      <w:r>
-        <w:t xml:space="preserve">).</w:t>
-      </w:r>
+      <w:del w:id="204" w:author="PR Preview" w:date="2026-01-01T00:00:00Z">
+        <w:r>
+          <w:delText xml:space="preserve">).</w:delText>
+        </w:r>
+      </w:del>
     </w:p>
     <w:p>
       <w:pPr>
         <w:pStyle w:val="BodyText"/>
       </w:pPr>
-      <w:r>
-        <w:t xml:space="preserve">A biased estimator can have a variance below the bound,</w:t>
-      </w:r>
-      <w:r>
-        <w:t xml:space="preserve"> </w:t>
-      </w:r>
-      <w:r>
-        <w:t xml:space="preserve">because the bound relies on</w:t>
-      </w:r>
-      <w:r>
-        <w:t xml:space="preserve"> </w:t>
-      </w:r>
-      <w:hyperlink w:anchor="exr-cov-estimator-score">
+      <w:ins w:id="205" w:author="PR Preview" w:date="2026-01-01T00:00:00Z">
         <w:r>
           <w:rPr>
-            <w:rStyle w:val="Hyperlink"/>
+            <w:i/>
+            <w:iCs/>
           </w:rPr>
-          <w:t xml:space="preserve">the covariance of an estimator and the score</w:t>
-        </w:r>
+          <w:t xml:space="preserve">Remark 8</w:t>
+        </w:r>
+      </w:ins>
+      <w:ins w:id="206" w:author="PR Preview" w:date="2026-01-01T00:00:00Z">
+        <w:r>
+          <w:t xml:space="preserve"> (What the bound does and does not say). </w:t>
+        </w:r>
+      </w:ins>
+      <w:ins w:id="207" w:author="PR Preview" w:date="2026-01-01T00:00:00Z">
+        <w:r>
+          <w:t xml:space="preserve">The bound holds only for unbiased estimators,</w:t>
+        </w:r>
+      </w:ins>
+      <w:ins w:id="208" w:author="PR Preview" w:date="2026-01-01T00:00:00Z">
+        <w:r>
+          <w:t xml:space="preserve"> </w:t>
+        </w:r>
+      </w:ins>
+      <w:ins w:id="209" w:author="PR Preview" w:date="2026-01-01T00:00:00Z">
+        <w:r>
+          <w:t xml:space="preserve">and only when the regularity conditions of</w:t>
+        </w:r>
+      </w:ins>
+      <w:ins w:id="210" w:author="PR Preview" w:date="2026-01-01T00:00:00Z">
+        <w:r>
+          <w:t xml:space="preserve"> </w:t>
+        </w:r>
+      </w:ins>
+      <w:hyperlink r:id="rId43">
+        <w:ins w:id="211" w:author="PR Preview" w:date="2026-01-01T00:00:00Z">
+          <w:r>
+            <w:rPr>
+              <w:rStyle w:val="Hyperlink"/>
+            </w:rPr>
+            <w:t xml:space="preserve">the exercise on the mean of the score</w:t>
+          </w:r>
+        </w:ins>
       </w:hyperlink>
-      <w:r>
-        <w:t xml:space="preserve">,</w:t>
-      </w:r>
-      <w:r>
-        <w:t xml:space="preserve"> </w:t>
-      </w:r>
-      <w:r>
-        <w:t xml:space="preserve">which assumes the estimator is unbiased.</w:t>
-      </w:r>
-      <w:r>
-        <w:t xml:space="preserve"> </w:t>
-      </w:r>
-      <w:r>
-        <w:t xml:space="preserve">Its</w:t>
-      </w:r>
-      <w:r>
-        <w:t xml:space="preserve"> </w:t>
-      </w:r>
-      <w:hyperlink r:id="rId41">
-        <w:r>
-          <w:rPr>
-            <w:rStyle w:val="Hyperlink"/>
-          </w:rPr>
-          <w:t xml:space="preserve">mean squared error</w:t>
-        </w:r>
+      <w:ins w:id="212" w:author="PR Preview" w:date="2026-01-01T00:00:00Z">
+        <w:r>
+          <w:t xml:space="preserve"> </w:t>
+        </w:r>
+      </w:ins>
+      <w:ins w:id="213" w:author="PR Preview" w:date="2026-01-01T00:00:00Z">
+        <w:r>
+          <w:t xml:space="preserve">hold.</w:t>
+        </w:r>
+      </w:ins>
+      <w:ins w:id="214" w:author="PR Preview" w:date="2026-01-01T00:00:00Z">
+        <w:r>
+          <w:t xml:space="preserve"> </w:t>
+        </w:r>
+      </w:ins>
+      <w:ins w:id="215" w:author="PR Preview" w:date="2026-01-01T00:00:00Z">
+        <w:r>
+          <w:t xml:space="preserve">When the set of possible data values depends on the parameter,</w:t>
+        </w:r>
+      </w:ins>
+      <w:ins w:id="216" w:author="PR Preview" w:date="2026-01-01T00:00:00Z">
+        <w:r>
+          <w:t xml:space="preserve"> </w:t>
+        </w:r>
+      </w:ins>
+      <w:ins w:id="217" w:author="PR Preview" w:date="2026-01-01T00:00:00Z">
+        <w:r>
+          <w:t xml:space="preserve">as for the uniform distribution on</w:t>
+        </w:r>
+      </w:ins>
+      <w:ins w:id="218" w:author="PR Preview" w:date="2026-01-01T00:00:00Z">
+        <w:r>
+          <w:t xml:space="preserve"> </w:t>
+        </w:r>
+      </w:ins>
+      <m:oMath>
+        <m:r>
+          <m:rPr>
+            <m:sty m:val="p"/>
+          </m:rPr>
+          <m:t>[</m:t>
+        </m:r>
+        <m:r>
+          <m:t>0</m:t>
+        </m:r>
+        <m:r>
+          <m:rPr>
+            <m:sty m:val="p"/>
+          </m:rPr>
+          <m:t>,</m:t>
+        </m:r>
+        <m:r>
+          <m:t>θ</m:t>
+        </m:r>
+        <m:r>
+          <m:rPr>
+            <m:sty m:val="p"/>
+          </m:rPr>
+          <m:t>]</m:t>
+        </m:r>
+      </m:oMath>
+      <w:ins w:id="219" w:author="PR Preview" w:date="2026-01-01T00:00:00Z">
+        <w:r>
+          <w:t xml:space="preserve">,</w:t>
+        </w:r>
+      </w:ins>
+      <w:ins w:id="220" w:author="PR Preview" w:date="2026-01-01T00:00:00Z">
+        <w:r>
+          <w:t xml:space="preserve"> </w:t>
+        </w:r>
+      </w:ins>
+      <w:ins w:id="221" w:author="PR Preview" w:date="2026-01-01T00:00:00Z">
+        <w:r>
+          <w:t xml:space="preserve">the conditions fail and the bound need not hold</w:t>
+        </w:r>
+      </w:ins>
+      <w:ins w:id="222" w:author="PR Preview" w:date="2026-01-01T00:00:00Z">
+        <w:r>
+          <w:t xml:space="preserve"> </w:t>
+        </w:r>
+      </w:ins>
+      <w:ins w:id="223" w:author="PR Preview" w:date="2026-01-01T00:00:00Z">
+        <w:r>
+          <w:t xml:space="preserve">(compare</w:t>
+        </w:r>
+      </w:ins>
+      <w:ins w:id="224" w:author="PR Preview" w:date="2026-01-01T00:00:00Z">
+        <w:r>
+          <w:t xml:space="preserve"> </w:t>
+        </w:r>
+      </w:ins>
+      <w:hyperlink r:id="rId64">
+        <w:ins w:id="225" w:author="PR Preview" w:date="2026-01-01T00:00:00Z">
+          <w:r>
+            <w:rPr>
+              <w:rStyle w:val="Hyperlink"/>
+            </w:rPr>
+            <w:t xml:space="preserve">the uniform example</w:t>
+          </w:r>
+        </w:ins>
       </w:hyperlink>
-      <w:r>
-        <w:t xml:space="preserve"> </w:t>
-      </w:r>
-      <w:r>
-        <w:t xml:space="preserve">adds the squared bias to the variance,</w:t>
-      </w:r>
-      <w:r>
-        <w:t xml:space="preserve"> </w:t>
-      </w:r>
-      <w:r>
-        <w:t xml:space="preserve">so trading a little bias for a large drop in variance</w:t>
-      </w:r>
-      <w:r>
-        <w:t xml:space="preserve"> </w:t>
-      </w:r>
-      <w:r>
-        <w:t xml:space="preserve">can also lower the mean squared error.</w:t>
-      </w:r>
+      <w:ins w:id="226" w:author="PR Preview" w:date="2026-01-01T00:00:00Z">
+        <w:r>
+          <w:t xml:space="preserve">).</w:t>
+        </w:r>
+      </w:ins>
     </w:p>
     <w:p>
       <w:pPr>
         <w:pStyle w:val="BodyText"/>
       </w:pPr>
       <w:r>
+        <w:t xml:space="preserve">A biased estimator can have a variance below the bound,</w:t>
+      </w:r>
+      <w:r>
+        <w:t xml:space="preserve"> </w:t>
+      </w:r>
+      <w:r>
+        <w:t xml:space="preserve">because the bound relies on</w:t>
+      </w:r>
+      <w:r>
+        <w:t xml:space="preserve"> </w:t>
+      </w:r>
+      <w:hyperlink w:anchor="exr-cov-estimator-score">
+        <w:r>
+          <w:rPr>
+            <w:rStyle w:val="Hyperlink"/>
+          </w:rPr>
+          <w:t xml:space="preserve">the covariance of an estimator and the score</w:t>
+        </w:r>
+      </w:hyperlink>
+      <w:r>
+        <w:t xml:space="preserve">,</w:t>
+      </w:r>
+      <w:r>
+        <w:t xml:space="preserve"> </w:t>
+      </w:r>
+      <w:r>
+        <w:t xml:space="preserve">which assumes the estimator is unbiased.</w:t>
+      </w:r>
+      <w:r>
+        <w:t xml:space="preserve"> </w:t>
+      </w:r>
+      <w:r>
+        <w:t xml:space="preserve">Its</w:t>
+      </w:r>
+      <w:r>
+        <w:t xml:space="preserve"> </w:t>
+      </w:r>
+      <w:hyperlink r:id="rId38">
+        <w:r>
+          <w:rPr>
+            <w:rStyle w:val="Hyperlink"/>
+          </w:rPr>
+          <w:t xml:space="preserve">mean squared error</w:t>
+        </w:r>
+      </w:hyperlink>
+      <w:r>
+        <w:t xml:space="preserve"> </w:t>
+      </w:r>
+      <w:r>
+        <w:t xml:space="preserve">adds the squared bias to the variance,</w:t>
+      </w:r>
+      <w:r>
+        <w:t xml:space="preserve"> </w:t>
+      </w:r>
+      <w:r>
+        <w:t xml:space="preserve">so trading a little bias for a large drop in variance</w:t>
+      </w:r>
+      <w:r>
+        <w:t xml:space="preserve"> </w:t>
+      </w:r>
+      <w:r>
+        <w:t xml:space="preserve">can also lower the mean squared error.</w:t>
+      </w:r>
+    </w:p>
+    <w:p>
+      <w:pPr>
+        <w:pStyle w:val="BodyText"/>
+      </w:pPr>
+      <w:r>
         <w:t xml:space="preserve">The information from</w:t>
       </w:r>
       <w:r>
@@ -11691,7 +12279,7 @@
       <w:r>
         <w:t xml:space="preserve"> </w:t>
       </w:r>
-      <w:hyperlink r:id="rId70">
+      <w:hyperlink r:id="rId65">
         <w:r>
           <w:rPr>
             <w:rStyle w:val="Hyperlink"/>
@@ -11706,7 +12294,7 @@
         <w:t xml:space="preserve">attains it asymptotically.</w:t>
       </w:r>
     </w:p>
-    <w:bookmarkEnd w:id="71"/>
+    <w:bookmarkEnd w:id="66"/>
     <w:p>
       <w:pPr>
         <w:pStyle w:val="Compact"/>
@@ -11715,17 +12303,17 @@
           <w:numId w:val="1001"/>
         </w:numPr>
       </w:pPr>
-      <w:ins w:id="6" w:author="PR Preview" w:date="2026-01-01T00:00:00Z">
+      <w:ins w:id="227" w:author="PR Preview" w:date="2026-01-01T00:00:00Z">
         <w:r>
           <w:t xml:space="preserve">Hogg et al. (2019, sec. 6.6, pp. 285–289)</w:t>
         </w:r>
       </w:ins>
-      <w:ins w:id="7" w:author="PR Preview" w:date="2026-01-01T00:00:00Z">
+      <w:ins w:id="228" w:author="PR Preview" w:date="2026-01-01T00:00:00Z">
         <w:r>
           <w:t xml:space="preserve"> </w:t>
         </w:r>
       </w:ins>
-      <w:ins w:id="8" w:author="PR Preview" w:date="2026-01-01T00:00:00Z">
+      <w:ins w:id="229" w:author="PR Preview" w:date="2026-01-01T00:00:00Z">
         <w:r>
           <w:t xml:space="preserve">covers asymptotic distributions of maximum likelihood estimators.</w:t>
         </w:r>
@@ -11739,17 +12327,17 @@
           <w:numId w:val="1001"/>
         </w:numPr>
       </w:pPr>
-      <w:ins w:id="9" w:author="PR Preview" w:date="2026-01-01T00:00:00Z">
+      <w:ins w:id="230" w:author="PR Preview" w:date="2026-01-01T00:00:00Z">
         <w:r>
           <w:t xml:space="preserve">Casella and Berger (2002, sec. 7.3.2, pp. 334–341)</w:t>
         </w:r>
       </w:ins>
-      <w:ins w:id="10" w:author="PR Preview" w:date="2026-01-01T00:00:00Z">
+      <w:ins w:id="231" w:author="PR Preview" w:date="2026-01-01T00:00:00Z">
         <w:r>
           <w:t xml:space="preserve"> </w:t>
         </w:r>
       </w:ins>
-      <w:ins w:id="11" w:author="PR Preview" w:date="2026-01-01T00:00:00Z">
+      <w:ins w:id="232" w:author="PR Preview" w:date="2026-01-01T00:00:00Z">
         <w:r>
           <w:t xml:space="preserve">covers best unbiased estimators and the Cramér–Rao bound.</w:t>
         </w:r>
@@ -11763,17 +12351,17 @@
           <w:numId w:val="1001"/>
         </w:numPr>
       </w:pPr>
-      <w:ins w:id="12" w:author="PR Preview" w:date="2026-01-01T00:00:00Z">
+      <w:ins w:id="233" w:author="PR Preview" w:date="2026-01-01T00:00:00Z">
         <w:r>
           <w:t xml:space="preserve">Rice (2007, sec. 8.5.2, pp. 274–278)</w:t>
         </w:r>
       </w:ins>
-      <w:ins w:id="13" w:author="PR Preview" w:date="2026-01-01T00:00:00Z">
+      <w:ins w:id="234" w:author="PR Preview" w:date="2026-01-01T00:00:00Z">
         <w:r>
           <w:t xml:space="preserve"> </w:t>
         </w:r>
       </w:ins>
-      <w:ins w:id="14" w:author="PR Preview" w:date="2026-01-01T00:00:00Z">
+      <w:ins w:id="235" w:author="PR Preview" w:date="2026-01-01T00:00:00Z">
         <w:r>
           <w:t xml:space="preserve">covers large-sample theory for maximum likelihood estimators.</w:t>
         </w:r>
@@ -11787,24 +12375,24 @@
           <w:numId w:val="1001"/>
         </w:numPr>
       </w:pPr>
-      <w:ins w:id="15" w:author="PR Preview" w:date="2026-01-01T00:00:00Z">
+      <w:ins w:id="236" w:author="PR Preview" w:date="2026-01-01T00:00:00Z">
         <w:r>
           <w:t xml:space="preserve">Rice (2007, sec. 8.7, pp. 298–304)</w:t>
         </w:r>
       </w:ins>
-      <w:ins w:id="16" w:author="PR Preview" w:date="2026-01-01T00:00:00Z">
+      <w:ins w:id="237" w:author="PR Preview" w:date="2026-01-01T00:00:00Z">
         <w:r>
           <w:t xml:space="preserve"> </w:t>
         </w:r>
       </w:ins>
-      <w:ins w:id="17" w:author="PR Preview" w:date="2026-01-01T00:00:00Z">
+      <w:ins w:id="238" w:author="PR Preview" w:date="2026-01-01T00:00:00Z">
         <w:r>
           <w:t xml:space="preserve">covers efficiency and the Cramér–Rao lower bound.</w:t>
         </w:r>
       </w:ins>
     </w:p>
-    <w:bookmarkEnd w:id="72"/>
-    <w:bookmarkStart w:id="82" w:name="references"/>
+    <w:bookmarkEnd w:id="67"/>
+    <w:bookmarkStart w:id="77" w:name="references"/>
     <w:p>
       <w:pPr>
         <w:pStyle w:val="Heading2"/>
@@ -11813,8 +12401,8 @@
         <w:t xml:space="preserve">References</w:t>
       </w:r>
     </w:p>
-    <w:bookmarkStart w:id="81" w:name="refs"/>
-    <w:bookmarkStart w:id="74" w:name="ref-CaseBerg01"/>
+    <w:bookmarkStart w:id="76" w:name="refs"/>
+    <w:bookmarkStart w:id="69" w:name="ref-CaseBerg01"/>
     <w:p>
       <w:pPr>
         <w:pStyle w:val="Bibliography"/>
@@ -11838,7 +12426,7 @@
       <w:r>
         <w:t xml:space="preserve"> </w:t>
       </w:r>
-      <w:hyperlink r:id="rId73">
+      <w:hyperlink r:id="rId68">
         <w:r>
           <w:rPr>
             <w:rStyle w:val="Hyperlink"/>
@@ -11850,8 +12438,8 @@
         <w:t xml:space="preserve">.</w:t>
       </w:r>
     </w:p>
-    <w:bookmarkEnd w:id="74"/>
-    <w:bookmarkStart w:id="76" w:name="ref-cramer1946mathematical"/>
+    <w:bookmarkEnd w:id="69"/>
+    <w:bookmarkStart w:id="71" w:name="ref-cramer1946mathematical"/>
     <w:p>
       <w:pPr>
         <w:pStyle w:val="Bibliography"/>
@@ -11875,7 +12463,7 @@
       <w:r>
         <w:t xml:space="preserve"> </w:t>
       </w:r>
-      <w:hyperlink r:id="rId75">
+      <w:hyperlink r:id="rId70">
         <w:r>
           <w:rPr>
             <w:rStyle w:val="Hyperlink"/>
@@ -11887,23 +12475,23 @@
         <w:t xml:space="preserve">.</w:t>
       </w:r>
     </w:p>
-    <w:bookmarkEnd w:id="76"/>
-    <w:bookmarkStart w:id="77" w:name="ref-hoggtanis2015"/>
+    <w:bookmarkEnd w:id="71"/>
+    <w:bookmarkStart w:id="72" w:name="ref-hoggtanis2015"/>
     <w:p>
       <w:pPr>
         <w:pStyle w:val="Bibliography"/>
       </w:pPr>
-      <w:ins w:id="18" w:author="PR Preview" w:date="2026-01-01T00:00:00Z">
+      <w:ins w:id="239" w:author="PR Preview" w:date="2026-01-01T00:00:00Z">
         <w:r>
           <w:t xml:space="preserve">Hogg, Robert V., Elliot A. Tanis, and Dale L. Zimmerman. 2019.</w:t>
         </w:r>
       </w:ins>
-      <w:ins w:id="19" w:author="PR Preview" w:date="2026-01-01T00:00:00Z">
+      <w:ins w:id="240" w:author="PR Preview" w:date="2026-01-01T00:00:00Z">
         <w:r>
           <w:t xml:space="preserve"> </w:t>
         </w:r>
       </w:ins>
-      <w:ins w:id="20" w:author="PR Preview" w:date="2026-01-01T00:00:00Z">
+      <w:ins w:id="241" w:author="PR Preview" w:date="2026-01-01T00:00:00Z">
         <w:r>
           <w:rPr>
             <w:i/>
@@ -11912,14 +12500,14 @@
           <w:t xml:space="preserve">Probability and Statistical Inference</w:t>
         </w:r>
       </w:ins>
-      <w:ins w:id="21" w:author="PR Preview" w:date="2026-01-01T00:00:00Z">
+      <w:ins w:id="242" w:author="PR Preview" w:date="2026-01-01T00:00:00Z">
         <w:r>
           <w:t xml:space="preserve">. Tenth edition. Pearson.</w:t>
         </w:r>
       </w:ins>
     </w:p>
-    <w:bookmarkEnd w:id="77"/>
-    <w:bookmarkStart w:id="78" w:name="ref-hosmer1989applied"/>
+    <w:bookmarkEnd w:id="72"/>
+    <w:bookmarkStart w:id="73" w:name="ref-hosmer1989applied"/>
     <w:p>
       <w:pPr>
         <w:pStyle w:val="Bibliography"/>
@@ -11941,8 +12529,8 @@
         <w:t xml:space="preserve">. Wiley.</w:t>
       </w:r>
     </w:p>
-    <w:bookmarkEnd w:id="78"/>
-    <w:bookmarkStart w:id="79" w:name="ref-rao1945information"/>
+    <w:bookmarkEnd w:id="73"/>
+    <w:bookmarkStart w:id="74" w:name="ref-rao1945information"/>
     <w:p>
       <w:pPr>
         <w:pStyle w:val="Bibliography"/>
@@ -11973,23 +12561,23 @@
         <w:t xml:space="preserve">37: 81–91.</w:t>
       </w:r>
     </w:p>
-    <w:bookmarkEnd w:id="79"/>
-    <w:bookmarkStart w:id="80" w:name="ref-rice2007mathematical"/>
+    <w:bookmarkEnd w:id="74"/>
+    <w:bookmarkStart w:id="75" w:name="ref-rice2007mathematical"/>
     <w:p>
       <w:pPr>
         <w:pStyle w:val="Bibliography"/>
       </w:pPr>
-      <w:ins w:id="22" w:author="PR Preview" w:date="2026-01-01T00:00:00Z">
+      <w:ins w:id="243" w:author="PR Preview" w:date="2026-01-01T00:00:00Z">
         <w:r>
           <w:t xml:space="preserve">Rice, John A. 2007.</w:t>
         </w:r>
       </w:ins>
-      <w:ins w:id="23" w:author="PR Preview" w:date="2026-01-01T00:00:00Z">
+      <w:ins w:id="244" w:author="PR Preview" w:date="2026-01-01T00:00:00Z">
         <w:r>
           <w:t xml:space="preserve"> </w:t>
         </w:r>
       </w:ins>
-      <w:ins w:id="24" w:author="PR Preview" w:date="2026-01-01T00:00:00Z">
+      <w:ins w:id="245" w:author="PR Preview" w:date="2026-01-01T00:00:00Z">
         <w:r>
           <w:rPr>
             <w:i/>
@@ -11998,15 +12586,15 @@
           <w:t xml:space="preserve">Mathematical Statistics and Data Analysis</w:t>
         </w:r>
       </w:ins>
-      <w:ins w:id="25" w:author="PR Preview" w:date="2026-01-01T00:00:00Z">
+      <w:ins w:id="246" w:author="PR Preview" w:date="2026-01-01T00:00:00Z">
         <w:r>
           <w:t xml:space="preserve">. 3rd ed. Cengage Learning.</w:t>
         </w:r>
       </w:ins>
     </w:p>
-    <w:bookmarkEnd w:id="80"/>
-    <w:bookmarkEnd w:id="81"/>
-    <w:bookmarkEnd w:id="82"/>
+    <w:bookmarkEnd w:id="75"/>
+    <w:bookmarkEnd w:id="76"/>
+    <w:bookmarkEnd w:id="77"/>
     <w:sectPr>
       <w:footnotePr>
         <w:numRestart w:val="eachSect"/>
